--- a/public/Rashvika-Ponduri-Resume.docx
+++ b/public/Rashvika-Ponduri-Resume.docx
@@ -95,7 +95,7 @@
           <w14:ligatures w14:val="standardContextual"/>
         </w:rPr>
         <w:drawing>
-          <wp:anchor distT="0" distB="0" distL="114300" distR="114300" simplePos="0" relativeHeight="251659264" behindDoc="0" locked="0" layoutInCell="1" allowOverlap="1" wp14:anchorId="4F59D9F2" wp14:editId="6B5E3FA5">
+          <wp:anchor distT="0" distB="0" distL="114300" distR="114300" simplePos="0" relativeHeight="251659264" behindDoc="0" locked="0" layoutInCell="1" allowOverlap="1" wp14:anchorId="4F59D9F2" wp14:editId="2F85DCEA">
             <wp:simplePos x="0" y="0"/>
             <wp:positionH relativeFrom="margin">
               <wp:posOffset>3931920</wp:posOffset>
@@ -759,7 +759,95 @@
           <w:sz w:val="21"/>
           <w:szCs w:val="21"/>
         </w:rPr>
-        <w:t>the front end, I’m strong in React, with experience building reusable components, single-page applications, and maintainable UI architectures using React Router, Hooks, and state management patterns for high-performance enterprise applications.</w:t>
+        <w:t xml:space="preserve">the front end, I’m strong in </w:t>
+      </w:r>
+      <w:r>
+        <w:rPr>
+          <w:rFonts w:ascii="Calibri" w:hAnsi="Calibri" w:cs="Calibri"/>
+          <w:sz w:val="21"/>
+          <w:szCs w:val="21"/>
+        </w:rPr>
+        <w:t>Angular and React</w:t>
+      </w:r>
+      <w:r>
+        <w:rPr>
+          <w:rFonts w:ascii="Calibri" w:hAnsi="Calibri" w:cs="Calibri"/>
+          <w:sz w:val="21"/>
+          <w:szCs w:val="21"/>
+        </w:rPr>
+        <w:t xml:space="preserve">, </w:t>
+      </w:r>
+      <w:r>
+        <w:rPr>
+          <w:rFonts w:ascii="Calibri" w:hAnsi="Calibri" w:cs="Calibri"/>
+          <w:sz w:val="21"/>
+          <w:szCs w:val="21"/>
+        </w:rPr>
+        <w:t>having implemented reusable components</w:t>
+      </w:r>
+      <w:r>
+        <w:rPr>
+          <w:rFonts w:ascii="Calibri" w:hAnsi="Calibri" w:cs="Calibri"/>
+          <w:sz w:val="21"/>
+          <w:szCs w:val="21"/>
+        </w:rPr>
+        <w:t>,</w:t>
+      </w:r>
+      <w:r>
+        <w:rPr>
+          <w:rFonts w:ascii="Calibri" w:hAnsi="Calibri" w:cs="Calibri"/>
+          <w:sz w:val="21"/>
+          <w:szCs w:val="21"/>
+        </w:rPr>
+        <w:t xml:space="preserve"> directives, pipes,</w:t>
+      </w:r>
+      <w:r>
+        <w:rPr>
+          <w:rFonts w:ascii="Calibri" w:hAnsi="Calibri" w:cs="Calibri"/>
+          <w:sz w:val="21"/>
+          <w:szCs w:val="21"/>
+        </w:rPr>
+        <w:t xml:space="preserve"> </w:t>
+      </w:r>
+      <w:r>
+        <w:rPr>
+          <w:rFonts w:ascii="Calibri" w:hAnsi="Calibri" w:cs="Calibri"/>
+          <w:sz w:val="21"/>
+          <w:szCs w:val="21"/>
+        </w:rPr>
+        <w:t>services</w:t>
+      </w:r>
+      <w:r>
+        <w:rPr>
+          <w:rFonts w:ascii="Calibri" w:hAnsi="Calibri" w:cs="Calibri"/>
+          <w:sz w:val="21"/>
+          <w:szCs w:val="21"/>
+        </w:rPr>
+        <w:t xml:space="preserve">, </w:t>
+      </w:r>
+      <w:r>
+        <w:rPr>
+          <w:rFonts w:ascii="Calibri" w:hAnsi="Calibri" w:cs="Calibri"/>
+          <w:sz w:val="21"/>
+          <w:szCs w:val="21"/>
+        </w:rPr>
+        <w:t>hooks, context, props, state</w:t>
+      </w:r>
+      <w:r>
+        <w:rPr>
+          <w:rFonts w:ascii="Calibri" w:hAnsi="Calibri" w:cs="Calibri"/>
+          <w:sz w:val="21"/>
+          <w:szCs w:val="21"/>
+        </w:rPr>
+        <w:t xml:space="preserve"> and custom hooks </w:t>
+      </w:r>
+      <w:r>
+        <w:rPr>
+          <w:rFonts w:ascii="Calibri" w:hAnsi="Calibri" w:cs="Calibri"/>
+          <w:sz w:val="21"/>
+          <w:szCs w:val="21"/>
+        </w:rPr>
+        <w:t>to ensure modularity and reusability.</w:t>
       </w:r>
     </w:p>
     <w:p>
@@ -1025,19 +1113,6 @@
         </w:rPr>
         <w:t>Used GitHub Copilot to automate repetitive code patterns in Java and Spring Boot, reducing boilerplate and improving developer focus on business logic.</w:t>
       </w:r>
-    </w:p>
-    <w:p>
-      <w:pPr>
-        <w:pStyle w:val="ListParagraph"/>
-        <w:spacing w:after="0"/>
-        <w:ind w:left="360"/>
-        <w:jc w:val="both"/>
-        <w:rPr>
-          <w:rFonts w:ascii="Calibri" w:hAnsi="Calibri" w:cs="Calibri"/>
-          <w:sz w:val="21"/>
-          <w:szCs w:val="21"/>
-        </w:rPr>
-      </w:pPr>
     </w:p>
     <w:p>
       <w:pPr>
@@ -1365,6 +1440,7 @@
                 <w:lang w:val="en-US"/>
               </w:rPr>
             </w:pPr>
+            <w:proofErr w:type="gramStart"/>
             <w:r>
               <w:rPr>
                 <w:rFonts w:ascii="Calibri" w:hAnsi="Calibri" w:cs="Calibri"/>
@@ -1372,7 +1448,90 @@
                 <w:szCs w:val="21"/>
                 <w:lang w:val="en-US"/>
               </w:rPr>
-              <w:t xml:space="preserve">React, </w:t>
+              <w:t>Angular(</w:t>
+            </w:r>
+            <w:proofErr w:type="gramEnd"/>
+            <w:r>
+              <w:rPr>
+                <w:rFonts w:ascii="Calibri" w:hAnsi="Calibri" w:cs="Calibri"/>
+                <w:sz w:val="21"/>
+                <w:szCs w:val="21"/>
+                <w:lang w:val="en-US"/>
+              </w:rPr>
+              <w:t>11, 14+, 17+)</w:t>
+            </w:r>
+            <w:r>
+              <w:rPr>
+                <w:rFonts w:ascii="Calibri" w:hAnsi="Calibri" w:cs="Calibri"/>
+                <w:sz w:val="21"/>
+                <w:szCs w:val="21"/>
+                <w:lang w:val="en-US"/>
+              </w:rPr>
+              <w:t>,</w:t>
+            </w:r>
+            <w:r>
+              <w:rPr>
+                <w:rFonts w:ascii="Calibri" w:hAnsi="Calibri" w:cs="Calibri"/>
+                <w:sz w:val="21"/>
+                <w:szCs w:val="21"/>
+                <w:lang w:val="en-US"/>
+              </w:rPr>
+              <w:t xml:space="preserve"> </w:t>
+            </w:r>
+            <w:proofErr w:type="spellStart"/>
+            <w:r>
+              <w:rPr>
+                <w:rFonts w:ascii="Calibri" w:hAnsi="Calibri" w:cs="Calibri"/>
+                <w:sz w:val="21"/>
+                <w:szCs w:val="21"/>
+                <w:lang w:val="en-US"/>
+              </w:rPr>
+              <w:t>RxJS</w:t>
+            </w:r>
+            <w:proofErr w:type="spellEnd"/>
+            <w:r>
+              <w:rPr>
+                <w:rFonts w:ascii="Calibri" w:hAnsi="Calibri" w:cs="Calibri"/>
+                <w:sz w:val="21"/>
+                <w:szCs w:val="21"/>
+                <w:lang w:val="en-US"/>
+              </w:rPr>
+              <w:t>,</w:t>
+            </w:r>
+            <w:r>
+              <w:rPr>
+                <w:rFonts w:ascii="Calibri" w:hAnsi="Calibri" w:cs="Calibri"/>
+                <w:sz w:val="21"/>
+                <w:szCs w:val="21"/>
+                <w:lang w:val="en-US"/>
+              </w:rPr>
+              <w:t xml:space="preserve"> </w:t>
+            </w:r>
+            <w:r>
+              <w:rPr>
+                <w:rFonts w:ascii="Calibri" w:hAnsi="Calibri" w:cs="Calibri"/>
+                <w:sz w:val="21"/>
+                <w:szCs w:val="21"/>
+              </w:rPr>
+              <w:t>Angular Material</w:t>
+            </w:r>
+            <w:r>
+              <w:rPr>
+                <w:rFonts w:ascii="Calibri" w:hAnsi="Calibri" w:cs="Calibri"/>
+                <w:sz w:val="21"/>
+                <w:szCs w:val="21"/>
+                <w:lang w:val="en-US"/>
+              </w:rPr>
+              <w:t>,</w:t>
+            </w:r>
+            <w:r>
+              <w:rPr>
+                <w:rFonts w:ascii="Calibri" w:hAnsi="Calibri" w:cs="Calibri"/>
+                <w:sz w:val="21"/>
+                <w:szCs w:val="21"/>
+                <w:lang w:val="en-US"/>
+              </w:rPr>
+              <w:t xml:space="preserve"> </w:t>
             </w:r>
             <w:r>
               <w:rPr>
@@ -1398,7 +1557,7 @@
                 <w:szCs w:val="21"/>
                 <w:lang w:val="en-US"/>
               </w:rPr>
-              <w:t xml:space="preserve"> Axios, Fetch, Tailwind CSS, Bootstrap</w:t>
+              <w:t xml:space="preserve"> Axios, Tailwind CSS, Bootstrap</w:t>
             </w:r>
             <w:r>
               <w:rPr>
@@ -1638,7 +1797,6 @@
                 <w:szCs w:val="21"/>
                 <w:lang w:val="en-US"/>
               </w:rPr>
-              <w:lastRenderedPageBreak/>
               <w:t>Database</w:t>
             </w:r>
             <w:r>
@@ -1832,6 +1990,7 @@
                 <w:szCs w:val="21"/>
                 <w:lang w:val="en-US"/>
               </w:rPr>
+              <w:lastRenderedPageBreak/>
               <w:t>Cloud Technologies</w:t>
             </w:r>
           </w:p>
@@ -2360,6 +2519,7 @@
         </w:rPr>
       </w:pPr>
     </w:p>
+    <w:bookmarkEnd w:id="0"/>
     <w:p>
       <w:pPr>
         <w:pStyle w:val="NoSpacing"/>
@@ -2403,7 +2563,7 @@
           <w:lang w:val="en-US"/>
         </w:rPr>
         <w:br/>
-        <w:t>JPMorgan Chase</w:t>
+        <w:t xml:space="preserve">JPMorgan Chase, Columbus, OH </w:t>
       </w:r>
       <w:r>
         <w:rPr>
@@ -2411,7 +2571,7 @@
           <w:b/>
           <w:lang w:val="en-US"/>
         </w:rPr>
-        <w:t xml:space="preserve">, </w:t>
+        <w:tab/>
       </w:r>
       <w:r>
         <w:rPr>
@@ -2419,7 +2579,7 @@
           <w:b/>
           <w:lang w:val="en-US"/>
         </w:rPr>
-        <w:t>Columbus, OH</w:t>
+        <w:tab/>
       </w:r>
       <w:r>
         <w:rPr>
@@ -2427,7 +2587,7 @@
           <w:b/>
           <w:lang w:val="en-US"/>
         </w:rPr>
-        <w:t xml:space="preserve"> </w:t>
+        <w:tab/>
       </w:r>
       <w:r>
         <w:rPr>
@@ -2484,6 +2644,7 @@
           <w:lang w:val="en-US"/>
         </w:rPr>
         <w:tab/>
+        <w:t xml:space="preserve">   Jan 2024 to Current</w:t>
       </w:r>
       <w:r>
         <w:rPr>
@@ -2491,55 +2652,7 @@
           <w:b/>
           <w:lang w:val="en-US"/>
         </w:rPr>
-        <w:tab/>
-      </w:r>
-      <w:r>
-        <w:rPr>
-          <w:rFonts w:ascii="Calibri" w:hAnsi="Calibri" w:cs="Calibri"/>
-          <w:b/>
-          <w:lang w:val="en-US"/>
-        </w:rPr>
-        <w:tab/>
-      </w:r>
-      <w:r>
-        <w:rPr>
-          <w:rFonts w:ascii="Calibri" w:hAnsi="Calibri" w:cs="Calibri"/>
-          <w:b/>
-          <w:lang w:val="en-US"/>
-        </w:rPr>
-        <w:tab/>
-        <w:t xml:space="preserve">  </w:t>
-      </w:r>
-      <w:r>
-        <w:rPr>
-          <w:rFonts w:ascii="Calibri" w:hAnsi="Calibri" w:cs="Calibri"/>
-          <w:b/>
-          <w:lang w:val="en-US"/>
-        </w:rPr>
-        <w:t xml:space="preserve"> </w:t>
-      </w:r>
-      <w:r>
-        <w:rPr>
-          <w:rFonts w:ascii="Calibri" w:hAnsi="Calibri" w:cs="Calibri"/>
-          <w:b/>
-          <w:lang w:val="en-US"/>
-        </w:rPr>
-        <w:t>Jan 2024 to Current</w:t>
-      </w:r>
-      <w:r>
-        <w:rPr>
-          <w:rFonts w:ascii="Calibri" w:hAnsi="Calibri" w:cs="Calibri"/>
-          <w:b/>
-          <w:lang w:val="en-US"/>
-        </w:rPr>
         <w:br/>
-      </w:r>
-      <w:r>
-        <w:rPr>
-          <w:rFonts w:ascii="Calibri" w:hAnsi="Calibri" w:cs="Calibri"/>
-          <w:b/>
-          <w:lang w:val="en-US"/>
-        </w:rPr>
         <w:t>Sr. Full Stack Java Developer</w:t>
       </w:r>
     </w:p>
@@ -2799,6 +2912,129 @@
     </w:p>
     <w:p>
       <w:pPr>
+        <w:widowControl w:val="0"/>
+        <w:numPr>
+          <w:ilvl w:val="0"/>
+          <w:numId w:val="24"/>
+        </w:numPr>
+        <w:spacing w:after="0" w:line="240" w:lineRule="auto"/>
+        <w:rPr>
+          <w:rFonts w:ascii="Calibri" w:hAnsi="Calibri" w:cs="Calibri"/>
+          <w:sz w:val="21"/>
+          <w:szCs w:val="21"/>
+        </w:rPr>
+      </w:pPr>
+      <w:r>
+        <w:rPr>
+          <w:rFonts w:ascii="Calibri" w:hAnsi="Calibri" w:cs="Calibri"/>
+          <w:sz w:val="21"/>
+          <w:szCs w:val="21"/>
+        </w:rPr>
+        <w:t xml:space="preserve">Utilized </w:t>
+      </w:r>
+      <w:proofErr w:type="spellStart"/>
+      <w:r>
+        <w:rPr>
+          <w:rFonts w:ascii="Calibri" w:hAnsi="Calibri" w:cs="Calibri"/>
+          <w:sz w:val="21"/>
+          <w:szCs w:val="21"/>
+        </w:rPr>
+        <w:t>Angular’s</w:t>
+      </w:r>
+      <w:proofErr w:type="spellEnd"/>
+      <w:r>
+        <w:rPr>
+          <w:rFonts w:ascii="Calibri" w:hAnsi="Calibri" w:cs="Calibri"/>
+          <w:sz w:val="21"/>
+          <w:szCs w:val="21"/>
+        </w:rPr>
+        <w:t xml:space="preserve"> </w:t>
+      </w:r>
+      <w:proofErr w:type="spellStart"/>
+      <w:r>
+        <w:rPr>
+          <w:rFonts w:ascii="Calibri" w:hAnsi="Calibri" w:cs="Calibri"/>
+          <w:sz w:val="21"/>
+          <w:szCs w:val="21"/>
+        </w:rPr>
+        <w:t>HttpInterceptor</w:t>
+      </w:r>
+      <w:proofErr w:type="spellEnd"/>
+      <w:r>
+        <w:rPr>
+          <w:rFonts w:ascii="Calibri" w:hAnsi="Calibri" w:cs="Calibri"/>
+          <w:sz w:val="21"/>
+          <w:szCs w:val="21"/>
+        </w:rPr>
+        <w:t xml:space="preserve"> to handle API requests, adding authentication tokens and managing error responses for payment eligibility workflows.</w:t>
+      </w:r>
+    </w:p>
+    <w:p>
+      <w:pPr>
+        <w:widowControl w:val="0"/>
+        <w:numPr>
+          <w:ilvl w:val="0"/>
+          <w:numId w:val="24"/>
+        </w:numPr>
+        <w:spacing w:after="0" w:line="240" w:lineRule="auto"/>
+        <w:rPr>
+          <w:rFonts w:ascii="Calibri" w:hAnsi="Calibri" w:cs="Calibri"/>
+          <w:sz w:val="21"/>
+          <w:szCs w:val="21"/>
+        </w:rPr>
+      </w:pPr>
+      <w:r>
+        <w:rPr>
+          <w:rFonts w:ascii="Calibri" w:hAnsi="Calibri" w:cs="Calibri"/>
+          <w:sz w:val="21"/>
+          <w:szCs w:val="21"/>
+        </w:rPr>
+        <w:t>Designed and implemented custom Angular directives for eligibility status, validation messages, and transaction decision visualization in the payment screens.</w:t>
+      </w:r>
+    </w:p>
+    <w:p>
+      <w:pPr>
+        <w:widowControl w:val="0"/>
+        <w:numPr>
+          <w:ilvl w:val="0"/>
+          <w:numId w:val="24"/>
+        </w:numPr>
+        <w:spacing w:after="0" w:line="240" w:lineRule="auto"/>
+        <w:rPr>
+          <w:rFonts w:ascii="Calibri" w:hAnsi="Calibri" w:cs="Calibri"/>
+          <w:sz w:val="21"/>
+          <w:szCs w:val="21"/>
+        </w:rPr>
+      </w:pPr>
+      <w:r>
+        <w:rPr>
+          <w:rFonts w:ascii="Calibri" w:hAnsi="Calibri" w:cs="Calibri"/>
+          <w:sz w:val="21"/>
+          <w:szCs w:val="21"/>
+        </w:rPr>
+        <w:t xml:space="preserve">Implemented state management using </w:t>
+      </w:r>
+      <w:proofErr w:type="spellStart"/>
+      <w:r>
+        <w:rPr>
+          <w:rFonts w:ascii="Calibri" w:hAnsi="Calibri" w:cs="Calibri"/>
+          <w:sz w:val="21"/>
+          <w:szCs w:val="21"/>
+        </w:rPr>
+        <w:t>NgRx</w:t>
+      </w:r>
+      <w:proofErr w:type="spellEnd"/>
+      <w:r>
+        <w:rPr>
+          <w:rFonts w:ascii="Calibri" w:hAnsi="Calibri" w:cs="Calibri"/>
+          <w:sz w:val="21"/>
+          <w:szCs w:val="21"/>
+        </w:rPr>
+        <w:t xml:space="preserve"> to handle complex eligibility and transaction data flows and maintain a single source of truth for the application.</w:t>
+      </w:r>
+    </w:p>
+    <w:p>
+      <w:pPr>
         <w:pStyle w:val="NormalWeb"/>
         <w:numPr>
           <w:ilvl w:val="0"/>
@@ -2913,61 +3149,6 @@
           <w:szCs w:val="21"/>
         </w:rPr>
         <w:t xml:space="preserve"> to implement reactive, non-blocking request processing and downstream REST integrations for high-throughput payment services.</w:t>
-      </w:r>
-    </w:p>
-    <w:p>
-      <w:pPr>
-        <w:pStyle w:val="NormalWeb"/>
-        <w:numPr>
-          <w:ilvl w:val="0"/>
-          <w:numId w:val="24"/>
-        </w:numPr>
-        <w:jc w:val="both"/>
-        <w:rPr>
-          <w:rFonts w:ascii="Calibri" w:hAnsi="Calibri" w:cs="Calibri"/>
-          <w:sz w:val="21"/>
-          <w:szCs w:val="21"/>
-        </w:rPr>
-      </w:pPr>
-      <w:r>
-        <w:rPr>
-          <w:rFonts w:ascii="Calibri" w:hAnsi="Calibri" w:cs="Calibri"/>
-          <w:sz w:val="21"/>
-          <w:szCs w:val="21"/>
-        </w:rPr>
-        <w:t>Built customer-facing</w:t>
-      </w:r>
-      <w:r>
-        <w:rPr>
-          <w:rFonts w:ascii="Calibri" w:hAnsi="Calibri" w:cs="Calibri"/>
-          <w:sz w:val="21"/>
-          <w:szCs w:val="21"/>
-        </w:rPr>
-        <w:t xml:space="preserve"> </w:t>
-      </w:r>
-      <w:r>
-        <w:rPr>
-          <w:rFonts w:ascii="Calibri" w:hAnsi="Calibri" w:cs="Calibri"/>
-          <w:sz w:val="21"/>
-          <w:szCs w:val="21"/>
-        </w:rPr>
-        <w:t>features using React</w:t>
-      </w:r>
-      <w:r>
-        <w:rPr>
-          <w:rFonts w:ascii="Calibri" w:hAnsi="Calibri" w:cs="Calibri"/>
-          <w:sz w:val="21"/>
-          <w:szCs w:val="21"/>
-        </w:rPr>
-        <w:t xml:space="preserve"> </w:t>
-      </w:r>
-      <w:r>
-        <w:rPr>
-          <w:rFonts w:ascii="Calibri" w:hAnsi="Calibri" w:cs="Calibri"/>
-          <w:sz w:val="21"/>
-          <w:szCs w:val="21"/>
-        </w:rPr>
-        <w:t>and integrated them with backend APIs to display eligibility results, transaction details, and validation responses in real time.</w:t>
       </w:r>
     </w:p>
     <w:p>
@@ -2991,23 +3172,23 @@
           <w:sz w:val="21"/>
           <w:szCs w:val="21"/>
         </w:rPr>
-        <w:t>Used React</w:t>
-      </w:r>
-      <w:r>
-        <w:rPr>
-          <w:rFonts w:ascii="Calibri" w:hAnsi="Calibri" w:cs="Calibri"/>
-          <w:sz w:val="21"/>
-          <w:szCs w:val="21"/>
-        </w:rPr>
-        <w:t xml:space="preserve"> </w:t>
-      </w:r>
-      <w:r>
-        <w:rPr>
-          <w:rFonts w:ascii="Calibri" w:hAnsi="Calibri" w:cs="Calibri"/>
-          <w:sz w:val="21"/>
-          <w:szCs w:val="21"/>
-        </w:rPr>
-        <w:t>components, Hooks, and Redux to manage application state for eligibility, transaction, and payment service workflows, improving maintainability and scalability of UI features.</w:t>
+        <w:t xml:space="preserve">Used </w:t>
+      </w:r>
+      <w:r>
+        <w:rPr>
+          <w:rFonts w:ascii="Calibri" w:hAnsi="Calibri" w:cs="Calibri"/>
+          <w:sz w:val="21"/>
+          <w:szCs w:val="21"/>
+        </w:rPr>
+        <w:t xml:space="preserve">Apache </w:t>
+      </w:r>
+      <w:r>
+        <w:rPr>
+          <w:rFonts w:ascii="Calibri" w:hAnsi="Calibri" w:cs="Calibri"/>
+          <w:sz w:val="21"/>
+          <w:szCs w:val="21"/>
+        </w:rPr>
+        <w:t>Kafka to share eligibility decisions with downstream audit, analytics, and notification flows, while continuing delivery for older payment modules so existing integrations remained stable and failed messages could be safely reprocessed.</w:t>
       </w:r>
     </w:p>
     <w:p>
@@ -3031,7 +3212,78 @@
           <w:sz w:val="21"/>
           <w:szCs w:val="21"/>
         </w:rPr>
-        <w:t>Implemented secure navigation and role-based access in flows, ensuring only authorized users could access eligibility, transaction, and card service screens.</w:t>
+        <w:t>Integrated Oracle and MongoDB with payment eligibility microservices, using Oracle for transactional decision data and MongoDB for high-volume event, snapshot and API response records, enabling scalable persistence for both transactional and operational workloads.</w:t>
+      </w:r>
+    </w:p>
+    <w:p>
+      <w:pPr>
+        <w:numPr>
+          <w:ilvl w:val="0"/>
+          <w:numId w:val="24"/>
+        </w:numPr>
+        <w:spacing w:after="3" w:line="253" w:lineRule="auto"/>
+        <w:jc w:val="both"/>
+        <w:rPr>
+          <w:rFonts w:ascii="Calibri" w:hAnsi="Calibri" w:cs="Calibri"/>
+          <w:sz w:val="21"/>
+          <w:szCs w:val="21"/>
+        </w:rPr>
+      </w:pPr>
+      <w:r>
+        <w:rPr>
+          <w:rFonts w:ascii="Calibri" w:hAnsi="Calibri" w:cs="Calibri"/>
+          <w:sz w:val="21"/>
+          <w:szCs w:val="21"/>
+        </w:rPr>
+        <w:t>Used Redis to cache frequently accessed reference and validation data, improving response times.</w:t>
+      </w:r>
+    </w:p>
+    <w:p>
+      <w:pPr>
+        <w:pStyle w:val="NormalWeb"/>
+        <w:numPr>
+          <w:ilvl w:val="0"/>
+          <w:numId w:val="24"/>
+        </w:numPr>
+        <w:spacing w:after="0"/>
+        <w:jc w:val="both"/>
+        <w:rPr>
+          <w:rFonts w:ascii="Calibri" w:hAnsi="Calibri" w:cs="Calibri"/>
+          <w:sz w:val="21"/>
+          <w:szCs w:val="21"/>
+        </w:rPr>
+      </w:pPr>
+      <w:r>
+        <w:rPr>
+          <w:rFonts w:ascii="Calibri" w:hAnsi="Calibri" w:cs="Calibri"/>
+          <w:sz w:val="21"/>
+          <w:szCs w:val="21"/>
+        </w:rPr>
+        <w:t>Utilized AWS services to deploy and support payment eligibility microservices in production, ensuring high availability, secure access, and scalable cloud operations.</w:t>
+      </w:r>
+    </w:p>
+    <w:p>
+      <w:pPr>
+        <w:pStyle w:val="NormalWeb"/>
+        <w:numPr>
+          <w:ilvl w:val="0"/>
+          <w:numId w:val="24"/>
+        </w:numPr>
+        <w:spacing w:after="0"/>
+        <w:jc w:val="both"/>
+        <w:rPr>
+          <w:rFonts w:ascii="Calibri" w:hAnsi="Calibri" w:cs="Calibri"/>
+          <w:sz w:val="21"/>
+          <w:szCs w:val="21"/>
+        </w:rPr>
+      </w:pPr>
+      <w:r>
+        <w:rPr>
+          <w:rFonts w:ascii="Calibri" w:hAnsi="Calibri" w:cs="Calibri"/>
+          <w:sz w:val="21"/>
+          <w:szCs w:val="21"/>
+        </w:rPr>
+        <w:t>Used AWS Lambda, S3, and CloudWatch to support validation, file processing, and monitoring workflows, improving operational efficiency and system reliability.</w:t>
       </w:r>
     </w:p>
     <w:p>
@@ -3055,23 +3307,30 @@
           <w:sz w:val="21"/>
           <w:szCs w:val="21"/>
         </w:rPr>
-        <w:t>Optimized</w:t>
-      </w:r>
-      <w:r>
-        <w:rPr>
-          <w:rFonts w:ascii="Calibri" w:hAnsi="Calibri" w:cs="Calibri"/>
-          <w:sz w:val="21"/>
-          <w:szCs w:val="21"/>
-        </w:rPr>
-        <w:t xml:space="preserve"> </w:t>
-      </w:r>
-      <w:r>
-        <w:rPr>
-          <w:rFonts w:ascii="Calibri" w:hAnsi="Calibri" w:cs="Calibri"/>
-          <w:sz w:val="21"/>
-          <w:szCs w:val="21"/>
-        </w:rPr>
-        <w:t>UI state handling using Redux to reduce unnecessary re-renders and improve performance of high-traffic eligibility and transaction screens.</w:t>
+        <w:t>Containerized eligibility microservices with Docker and optimized Docker files (layer caching, small base images) and used Docker Compose for local spin-up of eligibility and dependencies for faster dev and testing.</w:t>
+      </w:r>
+    </w:p>
+    <w:p>
+      <w:pPr>
+        <w:numPr>
+          <w:ilvl w:val="0"/>
+          <w:numId w:val="24"/>
+        </w:numPr>
+        <w:spacing w:after="3" w:line="253" w:lineRule="auto"/>
+        <w:jc w:val="both"/>
+        <w:rPr>
+          <w:rFonts w:ascii="Calibri" w:hAnsi="Calibri" w:cs="Calibri"/>
+          <w:sz w:val="21"/>
+          <w:szCs w:val="21"/>
+        </w:rPr>
+      </w:pPr>
+      <w:r>
+        <w:rPr>
+          <w:rFonts w:ascii="Calibri" w:hAnsi="Calibri" w:cs="Calibri"/>
+          <w:sz w:val="21"/>
+          <w:szCs w:val="21"/>
+        </w:rPr>
+        <w:t>Integrated SonarQube in Jenkins CI/CD pipelines to enforce static code analysis and quality gates.</w:t>
       </w:r>
     </w:p>
     <w:p>
@@ -3095,23 +3354,7 @@
           <w:sz w:val="21"/>
           <w:szCs w:val="21"/>
         </w:rPr>
-        <w:t xml:space="preserve">Used </w:t>
-      </w:r>
-      <w:r>
-        <w:rPr>
-          <w:rFonts w:ascii="Calibri" w:hAnsi="Calibri" w:cs="Calibri"/>
-          <w:sz w:val="21"/>
-          <w:szCs w:val="21"/>
-        </w:rPr>
-        <w:t xml:space="preserve">Apache </w:t>
-      </w:r>
-      <w:r>
-        <w:rPr>
-          <w:rFonts w:ascii="Calibri" w:hAnsi="Calibri" w:cs="Calibri"/>
-          <w:sz w:val="21"/>
-          <w:szCs w:val="21"/>
-        </w:rPr>
-        <w:t>Kafka to share eligibility decisions with downstream audit, analytics, and notification flows, while continuing delivery for older payment modules so existing integrations remained stable and failed messages could be safely reprocessed.</w:t>
+        <w:t>Ran eligibility workloads on Kubernetes with autoscaling, health checks and rolling updates so decision services stayed available and deployments didn’t cause payment eligibility downtime.</w:t>
       </w:r>
     </w:p>
     <w:p>
@@ -3135,78 +3378,25 @@
           <w:sz w:val="21"/>
           <w:szCs w:val="21"/>
         </w:rPr>
-        <w:t>Integrated Oracle and MongoDB with payment eligibility microservices, using Oracle for transactional decision data and MongoDB for high-volume event, snapshot and API response records, enabling scalable persistence for both transactional and operational workloads.</w:t>
-      </w:r>
-    </w:p>
-    <w:p>
-      <w:pPr>
-        <w:numPr>
-          <w:ilvl w:val="0"/>
-          <w:numId w:val="24"/>
-        </w:numPr>
-        <w:spacing w:after="3" w:line="253" w:lineRule="auto"/>
-        <w:jc w:val="both"/>
-        <w:rPr>
-          <w:rFonts w:ascii="Calibri" w:hAnsi="Calibri" w:cs="Calibri"/>
-          <w:sz w:val="21"/>
-          <w:szCs w:val="21"/>
-        </w:rPr>
-      </w:pPr>
-      <w:r>
-        <w:rPr>
-          <w:rFonts w:ascii="Calibri" w:hAnsi="Calibri" w:cs="Calibri"/>
-          <w:sz w:val="21"/>
-          <w:szCs w:val="21"/>
-        </w:rPr>
-        <w:t>Used Redis to cache frequently accessed reference and validation data, improving response times.</w:t>
-      </w:r>
-    </w:p>
-    <w:p>
-      <w:pPr>
-        <w:pStyle w:val="NormalWeb"/>
-        <w:numPr>
-          <w:ilvl w:val="0"/>
-          <w:numId w:val="24"/>
-        </w:numPr>
-        <w:spacing w:after="0"/>
-        <w:jc w:val="both"/>
-        <w:rPr>
-          <w:rFonts w:ascii="Calibri" w:hAnsi="Calibri" w:cs="Calibri"/>
-          <w:sz w:val="21"/>
-          <w:szCs w:val="21"/>
-        </w:rPr>
-      </w:pPr>
-      <w:r>
-        <w:rPr>
-          <w:rFonts w:ascii="Calibri" w:hAnsi="Calibri" w:cs="Calibri"/>
-          <w:sz w:val="21"/>
-          <w:szCs w:val="21"/>
-        </w:rPr>
-        <w:t>Utilized AWS services to deploy and support payment eligibility microservices in production, ensuring high availability, secure access, and scalable cloud operations.</w:t>
-      </w:r>
-    </w:p>
-    <w:p>
-      <w:pPr>
-        <w:pStyle w:val="NormalWeb"/>
-        <w:numPr>
-          <w:ilvl w:val="0"/>
-          <w:numId w:val="24"/>
-        </w:numPr>
-        <w:spacing w:after="0"/>
-        <w:jc w:val="both"/>
-        <w:rPr>
-          <w:rFonts w:ascii="Calibri" w:hAnsi="Calibri" w:cs="Calibri"/>
-          <w:sz w:val="21"/>
-          <w:szCs w:val="21"/>
-        </w:rPr>
-      </w:pPr>
-      <w:r>
-        <w:rPr>
-          <w:rFonts w:ascii="Calibri" w:hAnsi="Calibri" w:cs="Calibri"/>
-          <w:sz w:val="21"/>
-          <w:szCs w:val="21"/>
-        </w:rPr>
-        <w:t>Used AWS Lambda, S3, and CloudWatch to support validation, file processing, and monitoring workflows, improving operational efficiency and system reliability.</w:t>
+        <w:t xml:space="preserve">Integrated AI support into </w:t>
+      </w:r>
+      <w:proofErr w:type="spellStart"/>
+      <w:r>
+        <w:rPr>
+          <w:rFonts w:ascii="Calibri" w:hAnsi="Calibri" w:cs="Calibri"/>
+          <w:sz w:val="21"/>
+          <w:szCs w:val="21"/>
+        </w:rPr>
+        <w:t>gRPC</w:t>
+      </w:r>
+      <w:proofErr w:type="spellEnd"/>
+      <w:r>
+        <w:rPr>
+          <w:rFonts w:ascii="Calibri" w:hAnsi="Calibri" w:cs="Calibri"/>
+          <w:sz w:val="21"/>
+          <w:szCs w:val="21"/>
+        </w:rPr>
+        <w:t>-based payment services to analyze transaction patterns and enhance eligibility validation for complex payment scenarios.</w:t>
       </w:r>
     </w:p>
     <w:p>
@@ -3226,34 +3416,11 @@
       </w:pPr>
       <w:r>
         <w:rPr>
-          <w:rFonts w:ascii="Calibri" w:hAnsi="Calibri" w:cs="Calibri"/>
-          <w:sz w:val="21"/>
-          <w:szCs w:val="21"/>
-        </w:rPr>
-        <w:t>Containerized eligibility microservices with Docker and optimized Docker files (layer caching, small base images) and used Docker Compose for local spin-up of eligibility and dependencies for faster dev and testing.</w:t>
-      </w:r>
-    </w:p>
-    <w:p>
-      <w:pPr>
-        <w:numPr>
-          <w:ilvl w:val="0"/>
-          <w:numId w:val="24"/>
-        </w:numPr>
-        <w:spacing w:after="3" w:line="253" w:lineRule="auto"/>
-        <w:jc w:val="both"/>
-        <w:rPr>
-          <w:rFonts w:ascii="Calibri" w:hAnsi="Calibri" w:cs="Calibri"/>
-          <w:sz w:val="21"/>
-          <w:szCs w:val="21"/>
-        </w:rPr>
-      </w:pPr>
-      <w:r>
-        <w:rPr>
-          <w:rFonts w:ascii="Calibri" w:hAnsi="Calibri" w:cs="Calibri"/>
-          <w:sz w:val="21"/>
-          <w:szCs w:val="21"/>
-        </w:rPr>
-        <w:t>Integrated SonarQube in Jenkins CI/CD pipelines to enforce static code analysis and quality gates.</w:t>
+          <w:rFonts w:ascii="Calibri" w:eastAsia="Cambria" w:hAnsi="Calibri" w:cs="Calibri"/>
+          <w:sz w:val="21"/>
+          <w:szCs w:val="21"/>
+        </w:rPr>
+        <w:t>Wrote unit tests using JUnit and Mockito following TDD practices, improving test coverage, code quality, and early defect detection across payment services.</w:t>
       </w:r>
     </w:p>
     <w:p>
@@ -3277,7 +3444,25 @@
           <w:sz w:val="21"/>
           <w:szCs w:val="21"/>
         </w:rPr>
-        <w:t>Ran eligibility workloads on Kubernetes with autoscaling, health checks and rolling updates so decision services stayed available and deployments didn’t cause payment eligibility downtime.</w:t>
+        <w:t xml:space="preserve">Diagnosed and resolved critical live service issues using Dynatrace distributed tracing, including </w:t>
+      </w:r>
+      <w:proofErr w:type="spellStart"/>
+      <w:r>
+        <w:rPr>
+          <w:rFonts w:ascii="Calibri" w:hAnsi="Calibri" w:cs="Calibri"/>
+          <w:sz w:val="21"/>
+          <w:szCs w:val="21"/>
+        </w:rPr>
+        <w:t>OutOfMemoryError</w:t>
+      </w:r>
+      <w:proofErr w:type="spellEnd"/>
+      <w:r>
+        <w:rPr>
+          <w:rFonts w:ascii="Calibri" w:hAnsi="Calibri" w:cs="Calibri"/>
+          <w:sz w:val="21"/>
+          <w:szCs w:val="21"/>
+        </w:rPr>
+        <w:t>, timeout exceptions, and end-of-stream errors across gateway, validation, limit, and decision flows, improving overall system reliability.</w:t>
       </w:r>
     </w:p>
     <w:p>
@@ -3301,25 +3486,7 @@
           <w:sz w:val="21"/>
           <w:szCs w:val="21"/>
         </w:rPr>
-        <w:t xml:space="preserve">Integrated AI support into </w:t>
-      </w:r>
-      <w:proofErr w:type="spellStart"/>
-      <w:r>
-        <w:rPr>
-          <w:rFonts w:ascii="Calibri" w:hAnsi="Calibri" w:cs="Calibri"/>
-          <w:sz w:val="21"/>
-          <w:szCs w:val="21"/>
-        </w:rPr>
-        <w:t>gRPC</w:t>
-      </w:r>
-      <w:proofErr w:type="spellEnd"/>
-      <w:r>
-        <w:rPr>
-          <w:rFonts w:ascii="Calibri" w:hAnsi="Calibri" w:cs="Calibri"/>
-          <w:sz w:val="21"/>
-          <w:szCs w:val="21"/>
-        </w:rPr>
-        <w:t>-based payment services to analyze transaction patterns and enhance eligibility validation for complex payment scenarios.</w:t>
+        <w:t>Worked closely with product, UI/UX, and business teams in consumer banking to deliver features aligned with payment and card service requirements and customer needs.</w:t>
       </w:r>
     </w:p>
     <w:p>
@@ -3339,96 +3506,6 @@
       </w:pPr>
       <w:r>
         <w:rPr>
-          <w:rFonts w:ascii="Calibri" w:eastAsia="Cambria" w:hAnsi="Calibri" w:cs="Calibri"/>
-          <w:sz w:val="21"/>
-          <w:szCs w:val="21"/>
-        </w:rPr>
-        <w:t>Wrote unit tests using JUnit and Mockito following TDD practices, improving test coverage, code quality, and early defect detection across payment services.</w:t>
-      </w:r>
-    </w:p>
-    <w:p>
-      <w:pPr>
-        <w:pStyle w:val="NormalWeb"/>
-        <w:numPr>
-          <w:ilvl w:val="0"/>
-          <w:numId w:val="24"/>
-        </w:numPr>
-        <w:spacing w:before="0" w:beforeAutospacing="0" w:after="0" w:afterAutospacing="0"/>
-        <w:jc w:val="both"/>
-        <w:rPr>
-          <w:rFonts w:ascii="Calibri" w:hAnsi="Calibri" w:cs="Calibri"/>
-          <w:sz w:val="21"/>
-          <w:szCs w:val="21"/>
-        </w:rPr>
-      </w:pPr>
-      <w:r>
-        <w:rPr>
-          <w:rFonts w:ascii="Calibri" w:hAnsi="Calibri" w:cs="Calibri"/>
-          <w:sz w:val="21"/>
-          <w:szCs w:val="21"/>
-        </w:rPr>
-        <w:t xml:space="preserve">Diagnosed and resolved critical live service issues using Dynatrace distributed tracing, including </w:t>
-      </w:r>
-      <w:proofErr w:type="spellStart"/>
-      <w:r>
-        <w:rPr>
-          <w:rFonts w:ascii="Calibri" w:hAnsi="Calibri" w:cs="Calibri"/>
-          <w:sz w:val="21"/>
-          <w:szCs w:val="21"/>
-        </w:rPr>
-        <w:t>OutOfMemoryError</w:t>
-      </w:r>
-      <w:proofErr w:type="spellEnd"/>
-      <w:r>
-        <w:rPr>
-          <w:rFonts w:ascii="Calibri" w:hAnsi="Calibri" w:cs="Calibri"/>
-          <w:sz w:val="21"/>
-          <w:szCs w:val="21"/>
-        </w:rPr>
-        <w:t>, timeout exceptions, and end-of-stream errors across gateway, validation, limit, and decision flows, improving overall system reliability.</w:t>
-      </w:r>
-    </w:p>
-    <w:p>
-      <w:pPr>
-        <w:pStyle w:val="NormalWeb"/>
-        <w:numPr>
-          <w:ilvl w:val="0"/>
-          <w:numId w:val="24"/>
-        </w:numPr>
-        <w:spacing w:before="0" w:beforeAutospacing="0" w:after="0" w:afterAutospacing="0"/>
-        <w:jc w:val="both"/>
-        <w:rPr>
-          <w:rFonts w:ascii="Calibri" w:hAnsi="Calibri" w:cs="Calibri"/>
-          <w:sz w:val="21"/>
-          <w:szCs w:val="21"/>
-        </w:rPr>
-      </w:pPr>
-      <w:r>
-        <w:rPr>
-          <w:rFonts w:ascii="Calibri" w:hAnsi="Calibri" w:cs="Calibri"/>
-          <w:sz w:val="21"/>
-          <w:szCs w:val="21"/>
-        </w:rPr>
-        <w:t>Worked closely with product, UI/UX, and business teams in consumer banking to deliver features aligned with payment and card service requirements and customer needs.</w:t>
-      </w:r>
-    </w:p>
-    <w:p>
-      <w:pPr>
-        <w:pStyle w:val="NormalWeb"/>
-        <w:numPr>
-          <w:ilvl w:val="0"/>
-          <w:numId w:val="24"/>
-        </w:numPr>
-        <w:spacing w:before="0" w:beforeAutospacing="0" w:after="0" w:afterAutospacing="0"/>
-        <w:jc w:val="both"/>
-        <w:rPr>
-          <w:rFonts w:ascii="Calibri" w:hAnsi="Calibri" w:cs="Calibri"/>
-          <w:sz w:val="21"/>
-          <w:szCs w:val="21"/>
-        </w:rPr>
-      </w:pPr>
-      <w:r>
-        <w:rPr>
           <w:rFonts w:ascii="Calibri" w:hAnsi="Calibri" w:cs="Calibri"/>
           <w:sz w:val="21"/>
           <w:szCs w:val="21"/>
@@ -3450,6 +3527,30 @@
     </w:p>
     <w:p>
       <w:pPr>
+        <w:pStyle w:val="NormalWeb"/>
+        <w:spacing w:before="0" w:beforeAutospacing="0" w:after="0" w:afterAutospacing="0"/>
+        <w:jc w:val="both"/>
+        <w:rPr>
+          <w:rFonts w:ascii="Calibri" w:hAnsi="Calibri" w:cs="Calibri"/>
+          <w:sz w:val="21"/>
+          <w:szCs w:val="21"/>
+        </w:rPr>
+      </w:pPr>
+    </w:p>
+    <w:p>
+      <w:pPr>
+        <w:pStyle w:val="NormalWeb"/>
+        <w:spacing w:before="0" w:beforeAutospacing="0" w:after="0" w:afterAutospacing="0"/>
+        <w:jc w:val="both"/>
+        <w:rPr>
+          <w:rFonts w:ascii="Calibri" w:hAnsi="Calibri" w:cs="Calibri"/>
+          <w:sz w:val="21"/>
+          <w:szCs w:val="21"/>
+        </w:rPr>
+      </w:pPr>
+    </w:p>
+    <w:p>
+      <w:pPr>
         <w:pStyle w:val="PlainText"/>
         <w:spacing w:line="276" w:lineRule="auto"/>
         <w:jc w:val="both"/>
@@ -3465,31 +3566,8 @@
           <w:b/>
           <w:lang w:val="en-US"/>
         </w:rPr>
-        <w:t>Express Scripts</w:t>
-      </w:r>
-      <w:r>
-        <w:rPr>
-          <w:rFonts w:ascii="Calibri" w:hAnsi="Calibri" w:cs="Calibri"/>
-          <w:b/>
-          <w:lang w:val="en-US"/>
-        </w:rPr>
-        <w:t xml:space="preserve">, </w:t>
-      </w:r>
-      <w:r>
-        <w:rPr>
-          <w:rFonts w:ascii="Calibri" w:hAnsi="Calibri" w:cs="Calibri"/>
-          <w:b/>
-          <w:lang w:val="en-US"/>
-        </w:rPr>
-        <w:t>Morris Plains, NJ</w:t>
-      </w:r>
-      <w:r>
-        <w:rPr>
-          <w:rFonts w:ascii="Calibri" w:hAnsi="Calibri" w:cs="Calibri"/>
-          <w:b/>
-          <w:lang w:val="en-US"/>
-        </w:rPr>
-        <w:t xml:space="preserve"> </w:t>
+        <w:lastRenderedPageBreak/>
+        <w:t xml:space="preserve">Express Scripts, Morris Plains, NJ </w:t>
       </w:r>
       <w:r>
         <w:rPr>
@@ -3632,15 +3710,7 @@
           <w:sz w:val="21"/>
           <w:szCs w:val="21"/>
         </w:rPr>
-        <w:t>Designed</w:t>
-      </w:r>
-      <w:r>
-        <w:rPr>
-          <w:rFonts w:ascii="Calibri" w:hAnsi="Calibri" w:cs="Calibri"/>
-          <w:sz w:val="21"/>
-          <w:szCs w:val="21"/>
-        </w:rPr>
-        <w:t xml:space="preserve"> and developed secure and scalable backend services for healthcare applications using Java 8/11, J2EE, and Spring Boot, ensuring compliance with HIPAA regulations for managing sensitive patient and claims data.</w:t>
+        <w:t>Designed and developed secure and scalable backend services for healthcare applications using Java 8/11, J2EE, and Spring Boot, ensuring compliance with HIPAA regulations for managing sensitive patient and claims data.</w:t>
       </w:r>
     </w:p>
     <w:p>
@@ -3680,23 +3750,7 @@
           <w:sz w:val="21"/>
           <w:szCs w:val="21"/>
         </w:rPr>
-        <w:t xml:space="preserve"> and </w:t>
-      </w:r>
-      <w:r>
-        <w:rPr>
-          <w:rFonts w:ascii="Calibri" w:hAnsi="Calibri" w:cs="Calibri"/>
-          <w:sz w:val="21"/>
-          <w:szCs w:val="21"/>
-        </w:rPr>
-        <w:t>b</w:t>
-      </w:r>
-      <w:r>
-        <w:rPr>
-          <w:rFonts w:ascii="Calibri" w:hAnsi="Calibri" w:cs="Calibri"/>
-          <w:sz w:val="21"/>
-          <w:szCs w:val="21"/>
-        </w:rPr>
-        <w:t>uilt RESTful APIs using Spring REST and JAX-RS to integrate portals, provider systems, and third-party platforms.</w:t>
+        <w:t xml:space="preserve"> and built RESTful APIs using Spring REST and JAX-RS to integrate portals, provider systems, and third-party platforms.</w:t>
       </w:r>
     </w:p>
     <w:p>
@@ -3786,23 +3840,31 @@
           <w:sz w:val="21"/>
           <w:szCs w:val="21"/>
         </w:rPr>
-        <w:t>Implemented robust security using Spring Security, OAuth2, JWT, and</w:t>
-      </w:r>
-      <w:r>
-        <w:rPr>
-          <w:rFonts w:ascii="Calibri" w:hAnsi="Calibri" w:cs="Calibri"/>
-          <w:sz w:val="21"/>
-          <w:szCs w:val="21"/>
-        </w:rPr>
-        <w:t xml:space="preserve"> SAML patterns, and</w:t>
-      </w:r>
-      <w:r>
-        <w:rPr>
-          <w:rFonts w:ascii="Calibri" w:hAnsi="Calibri" w:cs="Calibri"/>
-          <w:sz w:val="21"/>
-          <w:szCs w:val="21"/>
-        </w:rPr>
-        <w:t xml:space="preserve"> JAAS for role-based access control.</w:t>
+        <w:t>Implemented robust security using Spring Security, OAuth2, JWT, and SAML patterns, and JAAS for role-based access control</w:t>
+      </w:r>
+      <w:r>
+        <w:rPr>
+          <w:rFonts w:ascii="Calibri" w:hAnsi="Calibri" w:cs="Calibri"/>
+          <w:sz w:val="21"/>
+          <w:szCs w:val="21"/>
+        </w:rPr>
+        <w:t xml:space="preserve">, </w:t>
+      </w:r>
+      <w:r>
+        <w:rPr>
+          <w:rFonts w:ascii="Calibri" w:hAnsi="Calibri" w:cs="Calibri"/>
+          <w:sz w:val="21"/>
+          <w:szCs w:val="21"/>
+        </w:rPr>
+        <w:t>securing backend APIs and Angular portal interactions</w:t>
+      </w:r>
+      <w:r>
+        <w:rPr>
+          <w:rFonts w:ascii="Calibri" w:hAnsi="Calibri" w:cs="Calibri"/>
+          <w:sz w:val="21"/>
+          <w:szCs w:val="21"/>
+        </w:rPr>
+        <w:t>.</w:t>
       </w:r>
     </w:p>
     <w:p>
@@ -3940,23 +4002,7 @@
           <w:sz w:val="21"/>
           <w:szCs w:val="21"/>
         </w:rPr>
-        <w:t>Built React</w:t>
-      </w:r>
-      <w:r>
-        <w:rPr>
-          <w:rFonts w:ascii="Calibri" w:hAnsi="Calibri" w:cs="Calibri"/>
-          <w:sz w:val="21"/>
-          <w:szCs w:val="21"/>
-        </w:rPr>
-        <w:t xml:space="preserve"> </w:t>
-      </w:r>
-      <w:r>
-        <w:rPr>
-          <w:rFonts w:ascii="Calibri" w:hAnsi="Calibri" w:cs="Calibri"/>
-          <w:sz w:val="21"/>
-          <w:szCs w:val="21"/>
-        </w:rPr>
-        <w:t>member portals for real-time access to claims and benefits, integrated via Spring MVC and REST APIs.</w:t>
+        <w:t>Engineered real-time claims and authorization dashboards using Angular 14+, enabling dynamic updates for claim, eligibility, and approval statuses.</w:t>
       </w:r>
     </w:p>
     <w:p>
@@ -3980,7 +4026,25 @@
           <w:sz w:val="21"/>
           <w:szCs w:val="21"/>
         </w:rPr>
-        <w:t>Used Material UI in the React member portal to build reusable forms, tables, dialogs, and navigation components, improving consistency, accessibility, and faster delivery of claims and benefits workflows.</w:t>
+        <w:t xml:space="preserve">Leveraged </w:t>
+      </w:r>
+      <w:proofErr w:type="spellStart"/>
+      <w:r>
+        <w:rPr>
+          <w:rFonts w:ascii="Calibri" w:hAnsi="Calibri" w:cs="Calibri"/>
+          <w:sz w:val="21"/>
+          <w:szCs w:val="21"/>
+        </w:rPr>
+        <w:t>RxJS</w:t>
+      </w:r>
+      <w:proofErr w:type="spellEnd"/>
+      <w:r>
+        <w:rPr>
+          <w:rFonts w:ascii="Calibri" w:hAnsi="Calibri" w:cs="Calibri"/>
+          <w:sz w:val="21"/>
+          <w:szCs w:val="21"/>
+        </w:rPr>
+        <w:t xml:space="preserve"> Observables to efficiently manage asynchronous data flows across claims processing and member service workflows.</w:t>
       </w:r>
     </w:p>
     <w:p>
@@ -4004,7 +4068,43 @@
           <w:sz w:val="21"/>
           <w:szCs w:val="21"/>
         </w:rPr>
-        <w:t>Migrated UI to React with SCSS/SASS for responsive and modular front-end architecture.</w:t>
+        <w:t xml:space="preserve">Optimized frontend performance with </w:t>
+      </w:r>
+      <w:proofErr w:type="spellStart"/>
+      <w:r>
+        <w:rPr>
+          <w:rFonts w:ascii="Calibri" w:hAnsi="Calibri" w:cs="Calibri"/>
+          <w:sz w:val="21"/>
+          <w:szCs w:val="21"/>
+        </w:rPr>
+        <w:t>Angular’s</w:t>
+      </w:r>
+      <w:proofErr w:type="spellEnd"/>
+      <w:r>
+        <w:rPr>
+          <w:rFonts w:ascii="Calibri" w:hAnsi="Calibri" w:cs="Calibri"/>
+          <w:sz w:val="21"/>
+          <w:szCs w:val="21"/>
+        </w:rPr>
+        <w:t xml:space="preserve"> Change Detection Strategy (</w:t>
+      </w:r>
+      <w:proofErr w:type="spellStart"/>
+      <w:r>
+        <w:rPr>
+          <w:rFonts w:ascii="Calibri" w:hAnsi="Calibri" w:cs="Calibri"/>
+          <w:sz w:val="21"/>
+          <w:szCs w:val="21"/>
+        </w:rPr>
+        <w:t>OnPush</w:t>
+      </w:r>
+      <w:proofErr w:type="spellEnd"/>
+      <w:r>
+        <w:rPr>
+          <w:rFonts w:ascii="Calibri" w:hAnsi="Calibri" w:cs="Calibri"/>
+          <w:sz w:val="21"/>
+          <w:szCs w:val="21"/>
+        </w:rPr>
+        <w:t>) to minimize unnecessary re-renders during frequent claim and status updates.</w:t>
       </w:r>
     </w:p>
     <w:p>
@@ -4028,7 +4128,7 @@
           <w:sz w:val="21"/>
           <w:szCs w:val="21"/>
         </w:rPr>
-        <w:t>Utilized Axios interceptors in the React member portal to handle API requests, attach OAuth2/JWT tokens, and centralize error handling across claims and benefits workflows.</w:t>
+        <w:t>Built custom Angular Directives for visualizing claim progress, authorization stages, and benefit status through progress bars, icons, and tooltips.</w:t>
       </w:r>
     </w:p>
     <w:p>
@@ -4052,25 +4152,7 @@
           <w:sz w:val="21"/>
           <w:szCs w:val="21"/>
         </w:rPr>
-        <w:t xml:space="preserve">Optimized high-traffic claims and benefits views using </w:t>
-      </w:r>
-      <w:proofErr w:type="spellStart"/>
-      <w:r>
-        <w:rPr>
-          <w:rFonts w:ascii="Calibri" w:hAnsi="Calibri" w:cs="Calibri"/>
-          <w:sz w:val="21"/>
-          <w:szCs w:val="21"/>
-        </w:rPr>
-        <w:t>React.memo</w:t>
-      </w:r>
-      <w:proofErr w:type="spellEnd"/>
-      <w:r>
-        <w:rPr>
-          <w:rFonts w:ascii="Calibri" w:hAnsi="Calibri" w:cs="Calibri"/>
-          <w:sz w:val="21"/>
-          <w:szCs w:val="21"/>
-        </w:rPr>
-        <w:t>, Redux state management, and reusable UI components, reducing unnecessary re-renders and improving portal performance.</w:t>
+        <w:t>Implemented WCAG 2.1 accessibility standards in Angular dashboards for members, providers, and internal users.</w:t>
       </w:r>
     </w:p>
     <w:p>
@@ -4094,6 +4176,30 @@
           <w:sz w:val="21"/>
           <w:szCs w:val="21"/>
         </w:rPr>
+        <w:t>Developed a reusable Angular UI component library for healthcare portals to ensure consistency across applications.</w:t>
+      </w:r>
+    </w:p>
+    <w:p>
+      <w:pPr>
+        <w:pStyle w:val="ListParagraph"/>
+        <w:numPr>
+          <w:ilvl w:val="0"/>
+          <w:numId w:val="27"/>
+        </w:numPr>
+        <w:spacing w:after="3" w:line="253" w:lineRule="auto"/>
+        <w:jc w:val="both"/>
+        <w:rPr>
+          <w:rFonts w:ascii="Calibri" w:hAnsi="Calibri" w:cs="Calibri"/>
+          <w:sz w:val="21"/>
+          <w:szCs w:val="21"/>
+        </w:rPr>
+      </w:pPr>
+      <w:r>
+        <w:rPr>
+          <w:rFonts w:ascii="Calibri" w:hAnsi="Calibri" w:cs="Calibri"/>
+          <w:sz w:val="21"/>
+          <w:szCs w:val="21"/>
+        </w:rPr>
         <w:t xml:space="preserve">Designed and optimized relational database schemas in </w:t>
       </w:r>
       <w:r>
@@ -4102,15 +4208,7 @@
           <w:sz w:val="21"/>
           <w:szCs w:val="21"/>
         </w:rPr>
-        <w:t>MSSQL</w:t>
-      </w:r>
-      <w:r>
-        <w:rPr>
-          <w:rFonts w:ascii="Calibri" w:hAnsi="Calibri" w:cs="Calibri"/>
-          <w:sz w:val="21"/>
-          <w:szCs w:val="21"/>
-        </w:rPr>
-        <w:t>,</w:t>
+        <w:t>MSSQL,</w:t>
       </w:r>
       <w:r>
         <w:rPr>
@@ -4556,7 +4654,6 @@
         <w:t>Collaborated with cross-functional teams, including QA and DevOps, to deliver features aligned with Agile sprints, using JIRA for task tracking and backlog prioritization.</w:t>
       </w:r>
     </w:p>
-    <w:bookmarkEnd w:id="0"/>
     <w:p>
       <w:pPr>
         <w:pStyle w:val="PlainText"/>
@@ -11116,7 +11213,7 @@
   <w:num w:numId="38" w16cid:durableId="1058894372">
     <w:abstractNumId w:val="1"/>
   </w:num>
-  <w:num w:numId="39" w16cid:durableId="2104640055">
+  <w:num w:numId="39" w16cid:durableId="776489276">
     <w:abstractNumId w:val="3"/>
   </w:num>
   <w:numIdMacAtCleanup w:val="5"/>
@@ -11737,7 +11834,6 @@
   <w:style w:type="character" w:default="1" w:styleId="DefaultParagraphFont">
     <w:name w:val="Default Paragraph Font"/>
     <w:uiPriority w:val="1"/>
-    <w:semiHidden/>
     <w:unhideWhenUsed/>
   </w:style>
   <w:style w:type="table" w:default="1" w:styleId="TableNormal">
@@ -12677,6 +12773,21 @@
 </file>
 
 <file path=customXml/item1.xml><?xml version="1.0" encoding="utf-8"?>
+<p:properties xmlns:p="http://schemas.microsoft.com/office/2006/metadata/properties" xmlns:xsi="http://www.w3.org/2001/XMLSchema-instance" xmlns:pc="http://schemas.microsoft.com/office/infopath/2007/PartnerControls">
+  <documentManagement/>
+</p:properties>
+</file>
+
+<file path=customXml/item2.xml><?xml version="1.0" encoding="utf-8"?>
+<?mso-contentType ?>
+<FormTemplates xmlns="http://schemas.microsoft.com/sharepoint/v3/contenttype/forms">
+  <Display>DocumentLibraryForm</Display>
+  <Edit>DocumentLibraryForm</Edit>
+  <New>DocumentLibraryForm</New>
+</FormTemplates>
+</file>
+
+<file path=customXml/item3.xml><?xml version="1.0" encoding="utf-8"?>
 <ct:contentTypeSchema xmlns:ct="http://schemas.microsoft.com/office/2006/metadata/contentType" xmlns:ma="http://schemas.microsoft.com/office/2006/metadata/properties/metaAttributes" ct:_="" ma:_="" ma:contentTypeName="Document" ma:contentTypeID="0x010100A4375B119CDE614D835F239E5B4FA9D1" ma:contentTypeVersion="5" ma:contentTypeDescription="Create a new document." ma:contentTypeScope="" ma:versionID="4dd814a7d70e27155fb7f5ea1514960c">
   <xsd:schema xmlns:xsd="http://www.w3.org/2001/XMLSchema" xmlns:xs="http://www.w3.org/2001/XMLSchema" xmlns:p="http://schemas.microsoft.com/office/2006/metadata/properties" xmlns:ns3="81f9fee6-ef05-4d39-8bce-086c14bfc0fb" targetNamespace="http://schemas.microsoft.com/office/2006/metadata/properties" ma:root="true" ma:fieldsID="731f36841b11b40a2f677d62e353373e" ns3:_="">
     <xsd:import namespace="81f9fee6-ef05-4d39-8bce-086c14bfc0fb"/>
@@ -12826,26 +12937,28 @@
 </ct:contentTypeSchema>
 </file>
 
-<file path=customXml/item2.xml><?xml version="1.0" encoding="utf-8"?>
-<?mso-contentType ?>
-<FormTemplates xmlns="http://schemas.microsoft.com/sharepoint/v3/contenttype/forms">
-  <Display>DocumentLibraryForm</Display>
-  <Edit>DocumentLibraryForm</Edit>
-  <New>DocumentLibraryForm</New>
-</FormTemplates>
-</file>
-
-<file path=customXml/item3.xml><?xml version="1.0" encoding="utf-8"?>
-<p:properties xmlns:p="http://schemas.microsoft.com/office/2006/metadata/properties" xmlns:xsi="http://www.w3.org/2001/XMLSchema-instance" xmlns:pc="http://schemas.microsoft.com/office/infopath/2007/PartnerControls">
-  <documentManagement/>
-</p:properties>
-</file>
-
 <file path=customXml/item4.xml><?xml version="1.0" encoding="utf-8"?>
 <b:Sources xmlns:b="http://schemas.openxmlformats.org/officeDocument/2006/bibliography" xmlns="http://schemas.openxmlformats.org/officeDocument/2006/bibliography" SelectedStyle="\APASixthEditionOfficeOnline.xsl" StyleName="APA" Version="6"/>
 </file>
 
 <file path=customXml/itemProps1.xml><?xml version="1.0" encoding="utf-8"?>
+<ds:datastoreItem xmlns:ds="http://schemas.openxmlformats.org/officeDocument/2006/customXml" ds:itemID="{527C1F89-2527-41D2-9E49-34D2FF801E04}">
+  <ds:schemaRefs>
+    <ds:schemaRef ds:uri="http://schemas.microsoft.com/office/2006/metadata/properties"/>
+    <ds:schemaRef ds:uri="http://schemas.microsoft.com/office/infopath/2007/PartnerControls"/>
+  </ds:schemaRefs>
+</ds:datastoreItem>
+</file>
+
+<file path=customXml/itemProps2.xml><?xml version="1.0" encoding="utf-8"?>
+<ds:datastoreItem xmlns:ds="http://schemas.openxmlformats.org/officeDocument/2006/customXml" ds:itemID="{7647CE43-ACF5-4C1C-81B5-908B3467AA4D}">
+  <ds:schemaRefs>
+    <ds:schemaRef ds:uri="http://schemas.microsoft.com/sharepoint/v3/contenttype/forms"/>
+  </ds:schemaRefs>
+</ds:datastoreItem>
+</file>
+
+<file path=customXml/itemProps3.xml><?xml version="1.0" encoding="utf-8"?>
 <ds:datastoreItem xmlns:ds="http://schemas.openxmlformats.org/officeDocument/2006/customXml" ds:itemID="{E5201666-4CDA-4CBF-911C-81F7CA8D3936}">
   <ds:schemaRefs>
     <ds:schemaRef ds:uri="http://schemas.microsoft.com/office/2006/metadata/contentType"/>
@@ -12863,23 +12976,6 @@
 </ds:datastoreItem>
 </file>
 
-<file path=customXml/itemProps2.xml><?xml version="1.0" encoding="utf-8"?>
-<ds:datastoreItem xmlns:ds="http://schemas.openxmlformats.org/officeDocument/2006/customXml" ds:itemID="{7647CE43-ACF5-4C1C-81B5-908B3467AA4D}">
-  <ds:schemaRefs>
-    <ds:schemaRef ds:uri="http://schemas.microsoft.com/sharepoint/v3/contenttype/forms"/>
-  </ds:schemaRefs>
-</ds:datastoreItem>
-</file>
-
-<file path=customXml/itemProps3.xml><?xml version="1.0" encoding="utf-8"?>
-<ds:datastoreItem xmlns:ds="http://schemas.openxmlformats.org/officeDocument/2006/customXml" ds:itemID="{527C1F89-2527-41D2-9E49-34D2FF801E04}">
-  <ds:schemaRefs>
-    <ds:schemaRef ds:uri="http://schemas.microsoft.com/office/2006/metadata/properties"/>
-    <ds:schemaRef ds:uri="http://schemas.microsoft.com/office/infopath/2007/PartnerControls"/>
-  </ds:schemaRefs>
-</ds:datastoreItem>
-</file>
-
 <file path=customXml/itemProps4.xml><?xml version="1.0" encoding="utf-8"?>
 <ds:datastoreItem xmlns:ds="http://schemas.openxmlformats.org/officeDocument/2006/customXml" ds:itemID="{988D1270-CD4D-403D-9025-61D572FCABD8}">
   <ds:schemaRefs>

--- a/public/Rashvika-Ponduri-Resume.docx
+++ b/public/Rashvika-Ponduri-Resume.docx
@@ -95,16 +95,16 @@
           <w14:ligatures w14:val="standardContextual"/>
         </w:rPr>
         <w:drawing>
-          <wp:anchor distT="0" distB="0" distL="114300" distR="114300" simplePos="0" relativeHeight="251659264" behindDoc="0" locked="0" layoutInCell="1" allowOverlap="1" wp14:anchorId="4F59D9F2" wp14:editId="2F85DCEA">
+          <wp:anchor distT="0" distB="0" distL="114300" distR="114300" simplePos="0" relativeHeight="251659264" behindDoc="0" locked="0" layoutInCell="1" allowOverlap="1" wp14:anchorId="4F59D9F2" wp14:editId="599E7ED5">
             <wp:simplePos x="0" y="0"/>
             <wp:positionH relativeFrom="margin">
-              <wp:posOffset>3931920</wp:posOffset>
+              <wp:posOffset>5082540</wp:posOffset>
             </wp:positionH>
             <wp:positionV relativeFrom="paragraph">
               <wp:posOffset>36830</wp:posOffset>
             </wp:positionV>
-            <wp:extent cx="162029" cy="152400"/>
-            <wp:effectExtent l="0" t="0" r="9525" b="0"/>
+            <wp:extent cx="138400" cy="130175"/>
+            <wp:effectExtent l="0" t="0" r="0" b="3175"/>
             <wp:wrapNone/>
             <wp:docPr id="1844185347" name="Picture 2" descr="A blue hexagon with white text&#10;&#10;Description automatically generated">
               <a:hlinkClick xmlns:a="http://schemas.openxmlformats.org/drawingml/2006/main" r:id="rId11"/>
@@ -136,7 +136,7 @@
                   <pic:spPr>
                     <a:xfrm>
                       <a:off x="0" y="0"/>
-                      <a:ext cx="162029" cy="152400"/>
+                      <a:ext cx="148974" cy="140121"/>
                     </a:xfrm>
                     <a:prstGeom prst="rect">
                       <a:avLst/>
@@ -184,13 +184,6 @@
         </w:rPr>
         <w:t xml:space="preserve"> | </w:t>
       </w:r>
-      <w:r>
-        <w:rPr>
-          <w:rFonts w:ascii="Calibri" w:eastAsia="Arial" w:hAnsi="Calibri" w:cs="Calibri"/>
-          <w:bCs/>
-        </w:rPr>
-        <w:t xml:space="preserve">      </w:t>
-      </w:r>
       <w:hyperlink r:id="rId13" w:history="1">
         <w:r>
           <w:rPr>
@@ -221,18 +214,10 @@
       </w:pPr>
       <w:r>
         <w:rPr>
-          <w:rFonts w:ascii="Segoe UI Emoji" w:eastAsia="Segoe UI Emoji" w:hAnsi="Segoe UI Emoji" w:cs="Segoe UI Emoji"/>
-          <w:bCs/>
-          <w:color w:val="000000" w:themeColor="text1"/>
-        </w:rPr>
-        <w:t>✉️</w:t>
-      </w:r>
-      <w:r>
-        <w:rPr>
           <w:rFonts w:ascii="Calibri" w:eastAsia="Arial" w:hAnsi="Calibri" w:cs="Calibri"/>
           <w:bCs/>
         </w:rPr>
-        <w:t xml:space="preserve">: </w:t>
+        <w:t xml:space="preserve"> </w:t>
       </w:r>
       <w:hyperlink r:id="rId14" w:history="1">
         <w:r>
@@ -266,16 +251,6 @@
         <w:t xml:space="preserve"> </w:t>
       </w:r>
       <w:hyperlink r:id="rId15" w:history="1">
-        <w:r>
-          <w:rPr>
-            <w:rStyle w:val="Hyperlink"/>
-            <w:rFonts w:ascii="Segoe UI Emoji" w:eastAsia="Segoe UI Emoji" w:hAnsi="Segoe UI Emoji" w:cs="Segoe UI Emoji"/>
-            <w:bCs/>
-            <w:color w:val="000000" w:themeColor="text1"/>
-            <w:u w:val="none"/>
-          </w:rPr>
-          <w:t>🌐</w:t>
-        </w:r>
         <w:r>
           <w:rPr>
             <w:rStyle w:val="Hyperlink"/>
@@ -415,25 +390,7 @@
           <w:sz w:val="21"/>
           <w:szCs w:val="21"/>
         </w:rPr>
-        <w:t xml:space="preserve">I </w:t>
-      </w:r>
-      <w:proofErr w:type="gramStart"/>
-      <w:r>
-        <w:rPr>
-          <w:rFonts w:ascii="Calibri" w:hAnsi="Calibri" w:cs="Calibri"/>
-          <w:sz w:val="21"/>
-          <w:szCs w:val="21"/>
-        </w:rPr>
-        <w:t>bring</w:t>
-      </w:r>
-      <w:proofErr w:type="gramEnd"/>
-      <w:r>
-        <w:rPr>
-          <w:rFonts w:ascii="Calibri" w:hAnsi="Calibri" w:cs="Calibri"/>
-          <w:sz w:val="21"/>
-          <w:szCs w:val="21"/>
-        </w:rPr>
-        <w:t xml:space="preserve"> strong expertise in </w:t>
+        <w:t xml:space="preserve">I bring strong expertise in </w:t>
       </w:r>
       <w:r>
         <w:rPr>
@@ -499,7 +456,6 @@
         </w:rPr>
         <w:t xml:space="preserve">I have leveraged the Spring Framework, including Spring MVC, Spring Boot, Spring Security, and Hibernate, to build modular, scalable, and secure backend systems. I’m skilled at designing microservice </w:t>
       </w:r>
-      <w:proofErr w:type="gramStart"/>
       <w:r>
         <w:rPr>
           <w:rFonts w:ascii="Calibri" w:hAnsi="Calibri" w:cs="Calibri"/>
@@ -508,7 +464,6 @@
         </w:rPr>
         <w:t>architectures</w:t>
       </w:r>
-      <w:proofErr w:type="gramEnd"/>
       <w:r>
         <w:rPr>
           <w:rFonts w:ascii="Calibri" w:hAnsi="Calibri" w:cs="Calibri"/>
@@ -655,6 +610,14 @@
           <w:sz w:val="21"/>
           <w:szCs w:val="21"/>
         </w:rPr>
+        <w:t>, JMS</w:t>
+      </w:r>
+      <w:r>
+        <w:rPr>
+          <w:rFonts w:ascii="Calibri" w:hAnsi="Calibri" w:cs="Calibri"/>
+          <w:sz w:val="21"/>
+          <w:szCs w:val="21"/>
+        </w:rPr>
         <w:t xml:space="preserve"> and</w:t>
       </w:r>
       <w:r>
@@ -729,7 +692,7 @@
           <w:ilvl w:val="0"/>
           <w:numId w:val="4"/>
         </w:numPr>
-        <w:spacing w:after="0" w:line="278" w:lineRule="auto"/>
+        <w:spacing w:after="0"/>
         <w:jc w:val="both"/>
         <w:rPr>
           <w:rFonts w:ascii="Calibri" w:hAnsi="Calibri" w:cs="Calibri"/>
@@ -743,111 +706,7 @@
           <w:sz w:val="21"/>
           <w:szCs w:val="21"/>
         </w:rPr>
-        <w:t>On</w:t>
-      </w:r>
-      <w:r>
-        <w:rPr>
-          <w:rFonts w:ascii="Calibri" w:hAnsi="Calibri" w:cs="Calibri"/>
-          <w:sz w:val="21"/>
-          <w:szCs w:val="21"/>
-        </w:rPr>
-        <w:t xml:space="preserve"> </w:t>
-      </w:r>
-      <w:r>
-        <w:rPr>
-          <w:rFonts w:ascii="Calibri" w:hAnsi="Calibri" w:cs="Calibri"/>
-          <w:sz w:val="21"/>
-          <w:szCs w:val="21"/>
-        </w:rPr>
-        <w:t xml:space="preserve">the front end, I’m strong in </w:t>
-      </w:r>
-      <w:r>
-        <w:rPr>
-          <w:rFonts w:ascii="Calibri" w:hAnsi="Calibri" w:cs="Calibri"/>
-          <w:sz w:val="21"/>
-          <w:szCs w:val="21"/>
-        </w:rPr>
-        <w:t>Angular and React</w:t>
-      </w:r>
-      <w:r>
-        <w:rPr>
-          <w:rFonts w:ascii="Calibri" w:hAnsi="Calibri" w:cs="Calibri"/>
-          <w:sz w:val="21"/>
-          <w:szCs w:val="21"/>
-        </w:rPr>
-        <w:t xml:space="preserve">, </w:t>
-      </w:r>
-      <w:r>
-        <w:rPr>
-          <w:rFonts w:ascii="Calibri" w:hAnsi="Calibri" w:cs="Calibri"/>
-          <w:sz w:val="21"/>
-          <w:szCs w:val="21"/>
-        </w:rPr>
-        <w:t>having implemented reusable components</w:t>
-      </w:r>
-      <w:r>
-        <w:rPr>
-          <w:rFonts w:ascii="Calibri" w:hAnsi="Calibri" w:cs="Calibri"/>
-          <w:sz w:val="21"/>
-          <w:szCs w:val="21"/>
-        </w:rPr>
-        <w:t>,</w:t>
-      </w:r>
-      <w:r>
-        <w:rPr>
-          <w:rFonts w:ascii="Calibri" w:hAnsi="Calibri" w:cs="Calibri"/>
-          <w:sz w:val="21"/>
-          <w:szCs w:val="21"/>
-        </w:rPr>
-        <w:t xml:space="preserve"> directives, pipes,</w:t>
-      </w:r>
-      <w:r>
-        <w:rPr>
-          <w:rFonts w:ascii="Calibri" w:hAnsi="Calibri" w:cs="Calibri"/>
-          <w:sz w:val="21"/>
-          <w:szCs w:val="21"/>
-        </w:rPr>
-        <w:t xml:space="preserve"> </w:t>
-      </w:r>
-      <w:r>
-        <w:rPr>
-          <w:rFonts w:ascii="Calibri" w:hAnsi="Calibri" w:cs="Calibri"/>
-          <w:sz w:val="21"/>
-          <w:szCs w:val="21"/>
-        </w:rPr>
-        <w:t>services</w:t>
-      </w:r>
-      <w:r>
-        <w:rPr>
-          <w:rFonts w:ascii="Calibri" w:hAnsi="Calibri" w:cs="Calibri"/>
-          <w:sz w:val="21"/>
-          <w:szCs w:val="21"/>
-        </w:rPr>
-        <w:t xml:space="preserve">, </w:t>
-      </w:r>
-      <w:r>
-        <w:rPr>
-          <w:rFonts w:ascii="Calibri" w:hAnsi="Calibri" w:cs="Calibri"/>
-          <w:sz w:val="21"/>
-          <w:szCs w:val="21"/>
-        </w:rPr>
-        <w:t>hooks, context, props, state</w:t>
-      </w:r>
-      <w:r>
-        <w:rPr>
-          <w:rFonts w:ascii="Calibri" w:hAnsi="Calibri" w:cs="Calibri"/>
-          <w:sz w:val="21"/>
-          <w:szCs w:val="21"/>
-        </w:rPr>
-        <w:t xml:space="preserve"> and custom hooks </w:t>
-      </w:r>
-      <w:r>
-        <w:rPr>
-          <w:rFonts w:ascii="Calibri" w:hAnsi="Calibri" w:cs="Calibri"/>
-          <w:sz w:val="21"/>
-          <w:szCs w:val="21"/>
-        </w:rPr>
-        <w:t>to ensure modularity and reusability.</w:t>
+        <w:t>On the front end, I’m strong in Angular and React, having implemented reusable components, directives, pipes, services, hooks, context, props, state and custom hooks to ensure modularity and reusability.</w:t>
       </w:r>
     </w:p>
     <w:p>
@@ -1440,7 +1299,6 @@
                 <w:lang w:val="en-US"/>
               </w:rPr>
             </w:pPr>
-            <w:proofErr w:type="gramStart"/>
             <w:r>
               <w:rPr>
                 <w:rFonts w:ascii="Calibri" w:hAnsi="Calibri" w:cs="Calibri"/>
@@ -1448,17 +1306,7 @@
                 <w:szCs w:val="21"/>
                 <w:lang w:val="en-US"/>
               </w:rPr>
-              <w:t>Angular(</w:t>
-            </w:r>
-            <w:proofErr w:type="gramEnd"/>
-            <w:r>
-              <w:rPr>
-                <w:rFonts w:ascii="Calibri" w:hAnsi="Calibri" w:cs="Calibri"/>
-                <w:sz w:val="21"/>
-                <w:szCs w:val="21"/>
-                <w:lang w:val="en-US"/>
-              </w:rPr>
-              <w:t>11, 14+, 17+)</w:t>
+              <w:t>Angular(11, 14+, 17+)</w:t>
             </w:r>
             <w:r>
               <w:rPr>
@@ -2471,7 +2319,41 @@
                 <w:szCs w:val="21"/>
                 <w:lang w:val="en-US"/>
               </w:rPr>
-              <w:t>Maven, Gradle, Postman, SOAP UI, Log4j, Webpack</w:t>
+              <w:t>Maven, Gradle, Postman, SOAP UI, Log4j,</w:t>
+            </w:r>
+            <w:r>
+              <w:rPr>
+                <w:rFonts w:ascii="Calibri" w:hAnsi="Calibri" w:cs="Calibri"/>
+                <w:sz w:val="21"/>
+                <w:szCs w:val="21"/>
+                <w:lang w:val="en-US"/>
+              </w:rPr>
+              <w:t xml:space="preserve"> </w:t>
+            </w:r>
+            <w:r>
+              <w:rPr>
+                <w:rFonts w:ascii="Calibri" w:hAnsi="Calibri" w:cs="Calibri"/>
+                <w:sz w:val="21"/>
+                <w:szCs w:val="21"/>
+              </w:rPr>
+              <w:t>Chart.js</w:t>
+            </w:r>
+            <w:r>
+              <w:rPr>
+                <w:rFonts w:ascii="Calibri" w:hAnsi="Calibri" w:cs="Calibri"/>
+                <w:sz w:val="21"/>
+                <w:szCs w:val="21"/>
+              </w:rPr>
+              <w:t>,</w:t>
+            </w:r>
+            <w:r>
+              <w:rPr>
+                <w:rFonts w:ascii="Calibri" w:hAnsi="Calibri" w:cs="Calibri"/>
+                <w:sz w:val="21"/>
+                <w:szCs w:val="21"/>
+                <w:lang w:val="en-US"/>
+              </w:rPr>
+              <w:t xml:space="preserve"> Webpack</w:t>
             </w:r>
             <w:r>
               <w:rPr>
@@ -2482,6 +2364,15 @@
               </w:rPr>
               <w:t>, IntelliJ, Eclipse, VS Code</w:t>
             </w:r>
+            <w:r>
+              <w:rPr>
+                <w:rFonts w:ascii="Calibri" w:hAnsi="Calibri" w:cs="Calibri"/>
+                <w:sz w:val="21"/>
+                <w:szCs w:val="21"/>
+                <w:lang w:val="en-US"/>
+              </w:rPr>
+              <w:t>, AI</w:t>
+            </w:r>
           </w:p>
         </w:tc>
       </w:tr>
@@ -3040,20 +2931,19 @@
           <w:ilvl w:val="0"/>
           <w:numId w:val="24"/>
         </w:numPr>
-        <w:jc w:val="both"/>
-        <w:rPr>
-          <w:rFonts w:ascii="Calibri" w:hAnsi="Calibri" w:cs="Calibri"/>
-          <w:sz w:val="21"/>
-          <w:szCs w:val="21"/>
-        </w:rPr>
-      </w:pPr>
-      <w:r>
-        <w:rPr>
-          <w:rFonts w:ascii="Calibri" w:hAnsi="Calibri" w:cs="Calibri"/>
-          <w:sz w:val="21"/>
-          <w:szCs w:val="21"/>
-        </w:rPr>
-        <w:t xml:space="preserve">Used DTOs, mappers, and </w:t>
+        <w:rPr>
+          <w:rFonts w:ascii="Calibri" w:hAnsi="Calibri" w:cs="Calibri"/>
+          <w:sz w:val="21"/>
+          <w:szCs w:val="21"/>
+        </w:rPr>
+      </w:pPr>
+      <w:r>
+        <w:rPr>
+          <w:rFonts w:ascii="Calibri" w:hAnsi="Calibri" w:cs="Calibri"/>
+          <w:sz w:val="21"/>
+          <w:szCs w:val="21"/>
+        </w:rPr>
+        <w:t xml:space="preserve">Used DTOs, mappers, </w:t>
       </w:r>
       <w:proofErr w:type="spellStart"/>
       <w:r>
@@ -3071,7 +2961,7 @@
           <w:sz w:val="21"/>
           <w:szCs w:val="21"/>
         </w:rPr>
-        <w:t xml:space="preserve"> resolver logic in the eligibility layer to pass clean decision data across APIs, </w:t>
+        <w:t xml:space="preserve"> resolver logic, and AI-assisted validation models to pass clean decision data across APIs, </w:t>
       </w:r>
       <w:proofErr w:type="spellStart"/>
       <w:r>
@@ -3089,7 +2979,15 @@
           <w:sz w:val="21"/>
           <w:szCs w:val="21"/>
         </w:rPr>
-        <w:t xml:space="preserve"> screens, and Kafka, improving consistency across payment applications.</w:t>
+        <w:t xml:space="preserve"> screens, and Kafka, improving consistency, traceability, and decision accuracy across payment applications</w:t>
+      </w:r>
+      <w:r>
+        <w:rPr>
+          <w:rFonts w:ascii="Calibri" w:hAnsi="Calibri" w:cs="Calibri"/>
+          <w:sz w:val="21"/>
+          <w:szCs w:val="21"/>
+        </w:rPr>
+        <w:t>.</w:t>
       </w:r>
     </w:p>
     <w:p>
@@ -3099,7 +2997,6 @@
           <w:ilvl w:val="0"/>
           <w:numId w:val="24"/>
         </w:numPr>
-        <w:jc w:val="both"/>
         <w:rPr>
           <w:rFonts w:ascii="Calibri" w:hAnsi="Calibri" w:cs="Calibri"/>
           <w:sz w:val="21"/>
@@ -3364,21 +3261,19 @@
           <w:ilvl w:val="0"/>
           <w:numId w:val="24"/>
         </w:numPr>
-        <w:spacing w:before="0" w:beforeAutospacing="0" w:after="0" w:afterAutospacing="0"/>
-        <w:jc w:val="both"/>
-        <w:rPr>
-          <w:rFonts w:ascii="Calibri" w:hAnsi="Calibri" w:cs="Calibri"/>
-          <w:sz w:val="21"/>
-          <w:szCs w:val="21"/>
-        </w:rPr>
-      </w:pPr>
-      <w:r>
-        <w:rPr>
-          <w:rFonts w:ascii="Calibri" w:hAnsi="Calibri" w:cs="Calibri"/>
-          <w:sz w:val="21"/>
-          <w:szCs w:val="21"/>
-        </w:rPr>
-        <w:t xml:space="preserve">Integrated AI support into </w:t>
+        <w:rPr>
+          <w:rFonts w:ascii="Calibri" w:hAnsi="Calibri" w:cs="Calibri"/>
+          <w:sz w:val="21"/>
+          <w:szCs w:val="21"/>
+        </w:rPr>
+      </w:pPr>
+      <w:r>
+        <w:rPr>
+          <w:rFonts w:ascii="Calibri" w:hAnsi="Calibri" w:cs="Calibri"/>
+          <w:sz w:val="21"/>
+          <w:szCs w:val="21"/>
+        </w:rPr>
+        <w:t xml:space="preserve">Incorporated AI-based transaction analysis into </w:t>
       </w:r>
       <w:proofErr w:type="spellStart"/>
       <w:r>
@@ -3396,7 +3291,7 @@
           <w:sz w:val="21"/>
           <w:szCs w:val="21"/>
         </w:rPr>
-        <w:t>-based payment services to analyze transaction patterns and enhance eligibility validation for complex payment scenarios.</w:t>
+        <w:t xml:space="preserve"> payment services to detect usage patterns, strengthen eligibility validation, and support more accurate decision-making in complex payment scenarios.</w:t>
       </w:r>
     </w:p>
     <w:p>
@@ -3798,25 +3693,7 @@
           <w:sz w:val="21"/>
           <w:szCs w:val="21"/>
         </w:rPr>
-        <w:t xml:space="preserve">Implemented ETL pipelines using Spring Batch, enabling the transformation and migration of </w:t>
-      </w:r>
-      <w:proofErr w:type="gramStart"/>
-      <w:r>
-        <w:rPr>
-          <w:rFonts w:ascii="Calibri" w:hAnsi="Calibri" w:cs="Calibri"/>
-          <w:sz w:val="21"/>
-          <w:szCs w:val="21"/>
-        </w:rPr>
-        <w:t>patient</w:t>
-      </w:r>
-      <w:proofErr w:type="gramEnd"/>
-      <w:r>
-        <w:rPr>
-          <w:rFonts w:ascii="Calibri" w:hAnsi="Calibri" w:cs="Calibri"/>
-          <w:sz w:val="21"/>
-          <w:szCs w:val="21"/>
-        </w:rPr>
-        <w:t xml:space="preserve"> and claims data across legacy and modern systems, ensuring data consistency and integrity.</w:t>
+        <w:t>Implemented ETL pipelines using Spring Batch, enabling the transformation and migration of patient and claims data across legacy and modern systems, ensuring data consistency and integrity.</w:t>
       </w:r>
     </w:p>
     <w:p>
@@ -4582,25 +4459,7 @@
           <w:sz w:val="21"/>
           <w:szCs w:val="21"/>
         </w:rPr>
-        <w:t xml:space="preserve">Improved response times by implementing </w:t>
-      </w:r>
-      <w:proofErr w:type="gramStart"/>
-      <w:r>
-        <w:rPr>
-          <w:rFonts w:ascii="Calibri" w:hAnsi="Calibri" w:cs="Calibri"/>
-          <w:sz w:val="21"/>
-          <w:szCs w:val="21"/>
-        </w:rPr>
-        <w:t>caching</w:t>
-      </w:r>
-      <w:proofErr w:type="gramEnd"/>
-      <w:r>
-        <w:rPr>
-          <w:rFonts w:ascii="Calibri" w:hAnsi="Calibri" w:cs="Calibri"/>
-          <w:sz w:val="21"/>
-          <w:szCs w:val="21"/>
-        </w:rPr>
-        <w:t xml:space="preserve"> with </w:t>
+        <w:t xml:space="preserve">Improved response times by implementing caching with </w:t>
       </w:r>
       <w:proofErr w:type="spellStart"/>
       <w:r>
@@ -5191,58 +5050,7 @@
           <w:sz w:val="21"/>
           <w:szCs w:val="21"/>
         </w:rPr>
-        <w:t xml:space="preserve">Created a dashboard with visualization widgets using React and Chart.js to display billing summaries, usage patterns, and account status </w:t>
-      </w:r>
-      <w:proofErr w:type="gramStart"/>
-      <w:r>
-        <w:rPr>
-          <w:rFonts w:ascii="Calibri" w:hAnsi="Calibri" w:cs="Calibri"/>
-          <w:sz w:val="21"/>
-          <w:szCs w:val="21"/>
-        </w:rPr>
-        <w:t>at a glance</w:t>
-      </w:r>
-      <w:proofErr w:type="gramEnd"/>
-      <w:r>
-        <w:rPr>
-          <w:rFonts w:ascii="Calibri" w:hAnsi="Calibri" w:cs="Calibri"/>
-          <w:sz w:val="21"/>
-          <w:szCs w:val="21"/>
-        </w:rPr>
-        <w:t>.</w:t>
-      </w:r>
-    </w:p>
-    <w:p>
-      <w:pPr>
-        <w:widowControl w:val="0"/>
-        <w:numPr>
-          <w:ilvl w:val="0"/>
-          <w:numId w:val="33"/>
-        </w:numPr>
-        <w:pBdr>
-          <w:top w:val="none" w:sz="0" w:space="0" w:color="E5E7EB"/>
-          <w:left w:val="none" w:sz="0" w:space="0" w:color="E5E7EB"/>
-          <w:bottom w:val="none" w:sz="0" w:space="0" w:color="E5E7EB"/>
-          <w:right w:val="none" w:sz="0" w:space="0" w:color="E5E7EB"/>
-          <w:between w:val="none" w:sz="0" w:space="0" w:color="E5E7EB"/>
-        </w:pBdr>
-        <w:tabs>
-          <w:tab w:val="left" w:pos="820"/>
-        </w:tabs>
-        <w:spacing w:after="0" w:line="240" w:lineRule="auto"/>
-        <w:rPr>
-          <w:rFonts w:ascii="Calibri" w:hAnsi="Calibri" w:cs="Calibri"/>
-          <w:sz w:val="21"/>
-          <w:szCs w:val="21"/>
-        </w:rPr>
-      </w:pPr>
-      <w:r>
-        <w:rPr>
-          <w:rFonts w:ascii="Calibri" w:hAnsi="Calibri" w:cs="Calibri"/>
-          <w:sz w:val="21"/>
-          <w:szCs w:val="21"/>
-        </w:rPr>
-        <w:t>Implemented accessibility standards (WCAG 2.1) in React dashboards, ensuring usability for users with disabilities.</w:t>
+        <w:t>Created a dashboard with visualization widgets using React and Chart.js to display billing summaries, usage patterns, and account status at a glance.</w:t>
       </w:r>
     </w:p>
     <w:p>
@@ -5797,25 +5605,7 @@
           <w:sz w:val="21"/>
           <w:szCs w:val="21"/>
         </w:rPr>
-        <w:t xml:space="preserve">Promoted standardized frameworks and SDLC practices by documenting common J2EE patterns, reusable Spring and Hibernate templates and </w:t>
-      </w:r>
-      <w:proofErr w:type="gramStart"/>
-      <w:r>
-        <w:rPr>
-          <w:rFonts w:ascii="Calibri" w:hAnsi="Calibri" w:cs="Calibri"/>
-          <w:sz w:val="21"/>
-          <w:szCs w:val="21"/>
-        </w:rPr>
-        <w:t>build</w:t>
-      </w:r>
-      <w:proofErr w:type="gramEnd"/>
-      <w:r>
-        <w:rPr>
-          <w:rFonts w:ascii="Calibri" w:hAnsi="Calibri" w:cs="Calibri"/>
-          <w:sz w:val="21"/>
-          <w:szCs w:val="21"/>
-        </w:rPr>
-        <w:t xml:space="preserve"> guidelines, helping the team reduce duplicate effort, speed up onboarding and consistently deliver maintainable, production-ready components across multiple releases.</w:t>
+        <w:t>Promoted standardized frameworks and SDLC practices by documenting common J2EE patterns, reusable Spring and Hibernate templates and build guidelines, helping the team reduce duplicate effort, speed up onboarding and consistently deliver maintainable, production-ready components across multiple releases.</w:t>
       </w:r>
     </w:p>
     <w:p>
@@ -6382,25 +6172,7 @@
           <w:sz w:val="21"/>
           <w:szCs w:val="21"/>
         </w:rPr>
-        <w:t xml:space="preserve">Designed and tuned database interactions for high volume transaction data, writing complex SQL queries, </w:t>
-      </w:r>
-      <w:proofErr w:type="gramStart"/>
-      <w:r>
-        <w:rPr>
-          <w:rFonts w:ascii="Calibri" w:hAnsi="Calibri" w:cs="Calibri"/>
-          <w:sz w:val="21"/>
-          <w:szCs w:val="21"/>
-        </w:rPr>
-        <w:t>joins</w:t>
-      </w:r>
-      <w:proofErr w:type="gramEnd"/>
-      <w:r>
-        <w:rPr>
-          <w:rFonts w:ascii="Calibri" w:hAnsi="Calibri" w:cs="Calibri"/>
-          <w:sz w:val="21"/>
-          <w:szCs w:val="21"/>
-        </w:rPr>
-        <w:t xml:space="preserve"> and stored procedures on a relational </w:t>
+        <w:t xml:space="preserve">Designed and tuned database interactions for high volume transaction data, writing complex SQL queries, joins and stored procedures on a relational </w:t>
       </w:r>
       <w:r>
         <w:rPr>
@@ -11215,6 +10987,9 @@
   </w:num>
   <w:num w:numId="39" w16cid:durableId="776489276">
     <w:abstractNumId w:val="3"/>
+  </w:num>
+  <w:num w:numId="40" w16cid:durableId="401833127">
+    <w:abstractNumId w:val="35"/>
   </w:num>
   <w:numIdMacAtCleanup w:val="5"/>
 </w:numbering>
@@ -11834,6 +11609,7 @@
   <w:style w:type="character" w:default="1" w:styleId="DefaultParagraphFont">
     <w:name w:val="Default Paragraph Font"/>
     <w:uiPriority w:val="1"/>
+    <w:semiHidden/>
     <w:unhideWhenUsed/>
   </w:style>
   <w:style w:type="table" w:default="1" w:styleId="TableNormal">
@@ -12773,12 +12549,16 @@
 </file>
 
 <file path=customXml/item1.xml><?xml version="1.0" encoding="utf-8"?>
+<b:Sources xmlns:b="http://schemas.openxmlformats.org/officeDocument/2006/bibliography" xmlns="http://schemas.openxmlformats.org/officeDocument/2006/bibliography" SelectedStyle="\APASixthEditionOfficeOnline.xsl" StyleName="APA" Version="6"/>
+</file>
+
+<file path=customXml/item2.xml><?xml version="1.0" encoding="utf-8"?>
 <p:properties xmlns:p="http://schemas.microsoft.com/office/2006/metadata/properties" xmlns:xsi="http://www.w3.org/2001/XMLSchema-instance" xmlns:pc="http://schemas.microsoft.com/office/infopath/2007/PartnerControls">
   <documentManagement/>
 </p:properties>
 </file>
 
-<file path=customXml/item2.xml><?xml version="1.0" encoding="utf-8"?>
+<file path=customXml/item3.xml><?xml version="1.0" encoding="utf-8"?>
 <?mso-contentType ?>
 <FormTemplates xmlns="http://schemas.microsoft.com/sharepoint/v3/contenttype/forms">
   <Display>DocumentLibraryForm</Display>
@@ -12787,7 +12567,7 @@
 </FormTemplates>
 </file>
 
-<file path=customXml/item3.xml><?xml version="1.0" encoding="utf-8"?>
+<file path=customXml/item4.xml><?xml version="1.0" encoding="utf-8"?>
 <ct:contentTypeSchema xmlns:ct="http://schemas.microsoft.com/office/2006/metadata/contentType" xmlns:ma="http://schemas.microsoft.com/office/2006/metadata/properties/metaAttributes" ct:_="" ma:_="" ma:contentTypeName="Document" ma:contentTypeID="0x010100A4375B119CDE614D835F239E5B4FA9D1" ma:contentTypeVersion="5" ma:contentTypeDescription="Create a new document." ma:contentTypeScope="" ma:versionID="4dd814a7d70e27155fb7f5ea1514960c">
   <xsd:schema xmlns:xsd="http://www.w3.org/2001/XMLSchema" xmlns:xs="http://www.w3.org/2001/XMLSchema" xmlns:p="http://schemas.microsoft.com/office/2006/metadata/properties" xmlns:ns3="81f9fee6-ef05-4d39-8bce-086c14bfc0fb" targetNamespace="http://schemas.microsoft.com/office/2006/metadata/properties" ma:root="true" ma:fieldsID="731f36841b11b40a2f677d62e353373e" ns3:_="">
     <xsd:import namespace="81f9fee6-ef05-4d39-8bce-086c14bfc0fb"/>
@@ -12937,11 +12717,15 @@
 </ct:contentTypeSchema>
 </file>
 
-<file path=customXml/item4.xml><?xml version="1.0" encoding="utf-8"?>
-<b:Sources xmlns:b="http://schemas.openxmlformats.org/officeDocument/2006/bibliography" xmlns="http://schemas.openxmlformats.org/officeDocument/2006/bibliography" SelectedStyle="\APASixthEditionOfficeOnline.xsl" StyleName="APA" Version="6"/>
+<file path=customXml/itemProps1.xml><?xml version="1.0" encoding="utf-8"?>
+<ds:datastoreItem xmlns:ds="http://schemas.openxmlformats.org/officeDocument/2006/customXml" ds:itemID="{988D1270-CD4D-403D-9025-61D572FCABD8}">
+  <ds:schemaRefs>
+    <ds:schemaRef ds:uri="http://schemas.openxmlformats.org/officeDocument/2006/bibliography"/>
+  </ds:schemaRefs>
+</ds:datastoreItem>
 </file>
 
-<file path=customXml/itemProps1.xml><?xml version="1.0" encoding="utf-8"?>
+<file path=customXml/itemProps2.xml><?xml version="1.0" encoding="utf-8"?>
 <ds:datastoreItem xmlns:ds="http://schemas.openxmlformats.org/officeDocument/2006/customXml" ds:itemID="{527C1F89-2527-41D2-9E49-34D2FF801E04}">
   <ds:schemaRefs>
     <ds:schemaRef ds:uri="http://schemas.microsoft.com/office/2006/metadata/properties"/>
@@ -12950,7 +12734,7 @@
 </ds:datastoreItem>
 </file>
 
-<file path=customXml/itemProps2.xml><?xml version="1.0" encoding="utf-8"?>
+<file path=customXml/itemProps3.xml><?xml version="1.0" encoding="utf-8"?>
 <ds:datastoreItem xmlns:ds="http://schemas.openxmlformats.org/officeDocument/2006/customXml" ds:itemID="{7647CE43-ACF5-4C1C-81B5-908B3467AA4D}">
   <ds:schemaRefs>
     <ds:schemaRef ds:uri="http://schemas.microsoft.com/sharepoint/v3/contenttype/forms"/>
@@ -12958,7 +12742,7 @@
 </ds:datastoreItem>
 </file>
 
-<file path=customXml/itemProps3.xml><?xml version="1.0" encoding="utf-8"?>
+<file path=customXml/itemProps4.xml><?xml version="1.0" encoding="utf-8"?>
 <ds:datastoreItem xmlns:ds="http://schemas.openxmlformats.org/officeDocument/2006/customXml" ds:itemID="{E5201666-4CDA-4CBF-911C-81F7CA8D3936}">
   <ds:schemaRefs>
     <ds:schemaRef ds:uri="http://schemas.microsoft.com/office/2006/metadata/contentType"/>
@@ -12974,12 +12758,4 @@
     <ds:schemaRef ds:uri="http://schemas.microsoft.com/internal/obd"/>
   </ds:schemaRefs>
 </ds:datastoreItem>
-</file>
-
-<file path=customXml/itemProps4.xml><?xml version="1.0" encoding="utf-8"?>
-<ds:datastoreItem xmlns:ds="http://schemas.openxmlformats.org/officeDocument/2006/customXml" ds:itemID="{988D1270-CD4D-403D-9025-61D572FCABD8}">
-  <ds:schemaRefs>
-    <ds:schemaRef ds:uri="http://schemas.openxmlformats.org/officeDocument/2006/bibliography"/>
-  </ds:schemaRefs>
-</ds:datastoreItem>
 </file>